--- a/Django/dj_train/Models_and_ORM/7.docx
+++ b/Django/dj_train/Models_and_ORM/7.docx
@@ -5,20 +5,21 @@
     <w:p>
       <w:pPr>
         <w:pStyle w:val="Normal"/>
-        <w:ind w:left="720"/>
-        <w:rPr>
-          <w:rFonts w:ascii="Carlito" w:hAnsi="Carlito" w:cs="Carlito"/>
+        <w:spacing w:lineRule="auto" w:line="240"/>
+        <w:ind w:left="720"/>
+        <w:rPr>
+          <w:rFonts w:ascii="Cambria" w:hAnsi="Cambria" w:cs="Cambria"/>
+          <w:sz w:val="24"/>
+          <w:szCs w:val="24"/>
+        </w:rPr>
+      </w:pPr>
+      <w:r>
+        <w:rPr>
+          <w:rFonts w:cs="Cambria" w:ascii="Cambria" w:hAnsi="Cambria"/>
           <w:b/>
           <w:bCs/>
-        </w:rPr>
-      </w:pPr>
-      <w:r>
-        <w:rPr>
-          <w:rFonts w:cs="Carlito" w:ascii="Carlito" w:hAnsi="Carlito"/>
-          <w:b/>
-          <w:bCs/>
-          <w:sz w:val="28"/>
-          <w:szCs w:val="28"/>
+          <w:sz w:val="24"/>
+          <w:szCs w:val="24"/>
         </w:rPr>
         <w:t>What is a QuerySet? How do you filter/query data?</w:t>
       </w:r>
@@ -26,16 +27,19 @@
     <w:p>
       <w:pPr>
         <w:pStyle w:val="Normal"/>
-        <w:ind w:left="720"/>
-        <w:rPr>
-          <w:rFonts w:ascii="Carlito" w:hAnsi="Carlito" w:cs="Carlito"/>
-        </w:rPr>
-      </w:pPr>
-      <w:r>
-        <w:rPr>
-          <w:rFonts w:cs="Carlito" w:ascii="Carlito" w:hAnsi="Carlito"/>
-          <w:sz w:val="28"/>
-          <w:szCs w:val="28"/>
+        <w:spacing w:lineRule="auto" w:line="240"/>
+        <w:ind w:left="720"/>
+        <w:rPr>
+          <w:rFonts w:ascii="Cambria" w:hAnsi="Cambria" w:cs="Cambria"/>
+          <w:sz w:val="24"/>
+          <w:szCs w:val="24"/>
+        </w:rPr>
+      </w:pPr>
+      <w:r>
+        <w:rPr>
+          <w:rFonts w:cs="Cambria" w:ascii="Cambria" w:hAnsi="Cambria"/>
+          <w:sz w:val="24"/>
+          <w:szCs w:val="24"/>
         </w:rPr>
         <w:t>"A QuerySet in Django is a lazy, iterable collection of objects retrieved from the database using ORM. It allows us to filter, order, slice, or chain queries without hitting the database until it's evaluated."</w:t>
       </w:r>
@@ -43,14 +47,19 @@
     <w:p>
       <w:pPr>
         <w:pStyle w:val="Normal"/>
-        <w:ind w:left="720"/>
-        <w:rPr>
-          <w:rFonts w:ascii="Carlito" w:hAnsi="Carlito" w:cs="Carlito"/>
-        </w:rPr>
-      </w:pPr>
-      <w:r>
-        <w:rPr>
-          <w:rFonts w:cs="Carlito" w:ascii="Carlito" w:hAnsi="Carlito"/>
+        <w:spacing w:lineRule="auto" w:line="240"/>
+        <w:ind w:left="720"/>
+        <w:rPr>
+          <w:rFonts w:ascii="Cambria" w:hAnsi="Cambria" w:cs="Cambria"/>
+          <w:sz w:val="24"/>
+          <w:szCs w:val="24"/>
+        </w:rPr>
+      </w:pPr>
+      <w:r>
+        <w:rPr>
+          <w:rFonts w:cs="Cambria" w:ascii="Cambria" w:hAnsi="Cambria"/>
+          <w:sz w:val="24"/>
+          <w:szCs w:val="24"/>
         </w:rPr>
         <mc:AlternateContent>
           <mc:Choice Requires="wps">
@@ -58,15 +67,11 @@
               <wp:inline distT="0" distB="0" distL="0" distR="0">
                 <wp:extent cx="5731510" cy="19050"/>
                 <wp:effectExtent l="0" t="0" r="0" b="0"/>
-                <wp:docPr id="1" name=""/>
+                <wp:docPr id="1" name="Shape1"/>
                 <a:graphic xmlns:a="http://schemas.openxmlformats.org/drawingml/2006/main">
                   <a:graphicData uri="http://schemas.microsoft.com/office/word/2010/wordprocessingShape">
                     <wps:wsp>
                       <wps:cNvSpPr/>
-                      <wps:nvSpPr>
-                        <wps:cNvPr id="2" name=""/>
-                        <wps:cNvSpPr/>
-                      </wps:nvSpPr>
                       <wps:spPr>
                         <a:xfrm>
                           <a:off x="0" y="0"/>
@@ -82,6 +87,12 @@
                           <a:noFill/>
                         </a:ln>
                       </wps:spPr>
+                      <wps:style>
+                        <a:lnRef idx="0"/>
+                        <a:fillRef idx="0"/>
+                        <a:effectRef idx="0"/>
+                        <a:fontRef idx="minor"/>
+                      </wps:style>
                       <wps:bodyPr/>
                     </wps:wsp>
                   </a:graphicData>
@@ -94,10 +105,10 @@
           </mc:Choice>
           <mc:Fallback>
             <w:pict>
-              <v:rect id="shape_0" fillcolor="#a0a0a0" stroked="f" o:allowincell="f" style="position:absolute;margin-left:0pt;margin-top:-1.55pt;width:451.25pt;height:1.45pt;mso-wrap-style:none;v-text-anchor:middle;mso-position-horizontal:center;mso-position-vertical:top">
+              <v:rect id="shape_0" ID="Shape1" path="m0,0l-2147483645,0l-2147483645,-2147483646l0,-2147483646xe" fillcolor="#a0a0a0" stroked="f" o:allowincell="f" style="position:absolute;margin-left:0pt;margin-top:-1.55pt;width:451.25pt;height:1.45pt;mso-wrap-style:none;v-text-anchor:middle;mso-position-vertical:top">
                 <v:fill o:detectmouseclick="t" type="solid" color2="#5f5f5f"/>
                 <v:stroke color="#3465a4" joinstyle="round" endcap="flat"/>
-                <w10:wrap type="topAndBottom"/>
+                <w10:wrap type="square"/>
               </v:rect>
             </w:pict>
           </mc:Fallback>
@@ -107,109 +118,134 @@
     <w:p>
       <w:pPr>
         <w:pStyle w:val="Normal"/>
-        <w:ind w:left="720"/>
-        <w:rPr>
-          <w:rFonts w:ascii="Carlito" w:hAnsi="Carlito" w:cs="Carlito"/>
-        </w:rPr>
-      </w:pPr>
-      <w:r>
-        <w:rPr>
-          <w:rFonts w:cs="Carlito" w:ascii="Carlito" w:hAnsi="Carlito"/>
+        <w:spacing w:lineRule="auto" w:line="240"/>
+        <w:ind w:left="720"/>
+        <w:rPr>
+          <w:rFonts w:ascii="Cambria" w:hAnsi="Cambria" w:cs="Cambria"/>
+          <w:sz w:val="24"/>
+          <w:szCs w:val="24"/>
+        </w:rPr>
+      </w:pPr>
+      <w:r>
+        <w:rPr>
+          <w:rFonts w:cs="Cambria" w:ascii="Cambria" w:hAnsi="Cambria"/>
           <w:b/>
           <w:bCs/>
-        </w:rPr>
-        <w:t>✅</w:t>
-      </w:r>
-      <w:r>
-        <w:rPr>
-          <w:rFonts w:cs="Carlito" w:ascii="Carlito" w:hAnsi="Carlito"/>
+          <w:sz w:val="24"/>
+          <w:szCs w:val="24"/>
+        </w:rPr>
+        <w:t xml:space="preserve">✅ </w:t>
+      </w:r>
+      <w:r>
+        <w:rPr>
+          <w:rFonts w:cs="Cambria" w:ascii="Cambria" w:hAnsi="Cambria"/>
           <w:b/>
           <w:bCs/>
-        </w:rPr>
-        <w:t xml:space="preserve"> </w:t>
-      </w:r>
-      <w:r>
-        <w:rPr>
-          <w:rFonts w:cs="Carlito" w:ascii="Carlito" w:hAnsi="Carlito"/>
+          <w:sz w:val="24"/>
+          <w:szCs w:val="24"/>
+        </w:rPr>
+        <w:t>1. Get all records – all()</w:t>
+      </w:r>
+    </w:p>
+    <w:p>
+      <w:pPr>
+        <w:pStyle w:val="Normal"/>
+        <w:spacing w:lineRule="auto" w:line="240"/>
+        <w:ind w:left="720"/>
+        <w:rPr>
+          <w:rFonts w:ascii="Cambria" w:hAnsi="Cambria" w:cs="Cambria"/>
+          <w:sz w:val="24"/>
+          <w:szCs w:val="24"/>
+        </w:rPr>
+      </w:pPr>
+      <w:r>
+        <w:rPr>
+          <w:rFonts w:cs="Cambria" w:ascii="Cambria" w:hAnsi="Cambria"/>
+          <w:sz w:val="24"/>
+          <w:szCs w:val="24"/>
+        </w:rPr>
+        <w:t>Student.objects.all()</w:t>
+      </w:r>
+    </w:p>
+    <w:p>
+      <w:pPr>
+        <w:pStyle w:val="Normal"/>
+        <w:spacing w:lineRule="auto" w:line="240"/>
+        <w:ind w:left="720"/>
+        <w:rPr>
+          <w:rFonts w:ascii="Cambria" w:hAnsi="Cambria" w:cs="Cambria"/>
+          <w:sz w:val="24"/>
+          <w:szCs w:val="24"/>
+        </w:rPr>
+      </w:pPr>
+      <w:r>
+        <w:rPr>
+          <w:rFonts w:cs="Cambria" w:ascii="Cambria" w:hAnsi="Cambria"/>
           <w:b/>
           <w:bCs/>
-        </w:rPr>
-        <w:t>1. Get all records – all()</w:t>
-      </w:r>
-    </w:p>
-    <w:p>
-      <w:pPr>
-        <w:pStyle w:val="Normal"/>
-        <w:ind w:left="720"/>
-        <w:rPr>
-          <w:rFonts w:ascii="Carlito" w:hAnsi="Carlito" w:cs="Carlito"/>
-        </w:rPr>
-      </w:pPr>
-      <w:r>
-        <w:rPr>
-          <w:rFonts w:cs="Carlito" w:ascii="Carlito" w:hAnsi="Carlito"/>
-        </w:rPr>
-        <w:t>Student.objects.all()</w:t>
-      </w:r>
-    </w:p>
-    <w:p>
-      <w:pPr>
-        <w:pStyle w:val="Normal"/>
-        <w:ind w:left="720"/>
-        <w:rPr>
-          <w:rFonts w:ascii="Carlito" w:hAnsi="Carlito" w:cs="Carlito"/>
-        </w:rPr>
-      </w:pPr>
-      <w:r>
-        <w:rPr>
-          <w:rFonts w:cs="Carlito" w:ascii="Carlito" w:hAnsi="Carlito"/>
+          <w:sz w:val="24"/>
+          <w:szCs w:val="24"/>
+        </w:rPr>
+        <w:t>Meaning:</w:t>
+      </w:r>
+      <w:r>
+        <w:rPr>
+          <w:rFonts w:cs="Cambria" w:ascii="Cambria" w:hAnsi="Cambria"/>
+          <w:sz w:val="24"/>
+          <w:szCs w:val="24"/>
+        </w:rPr>
+        <w:t xml:space="preserve"> </w:t>
+      </w:r>
+      <w:r>
+        <w:rPr>
+          <w:rFonts w:ascii="Cambria" w:hAnsi="Cambria" w:cs="Cambria"/>
+          <w:sz w:val="24"/>
+          <w:sz w:val="24"/>
+          <w:szCs w:val="24"/>
+        </w:rPr>
+        <w:t xml:space="preserve">எல்லா </w:t>
+      </w:r>
+      <w:r>
+        <w:rPr>
+          <w:rFonts w:cs="Cambria" w:ascii="Cambria" w:hAnsi="Cambria"/>
+          <w:sz w:val="24"/>
+          <w:szCs w:val="24"/>
+        </w:rPr>
+        <w:t>students-</w:t>
+      </w:r>
+      <w:r>
+        <w:rPr>
+          <w:rFonts w:ascii="Cambria" w:hAnsi="Cambria" w:cs="Cambria"/>
+          <w:sz w:val="24"/>
+          <w:sz w:val="24"/>
+          <w:szCs w:val="24"/>
+        </w:rPr>
+        <w:t>யும் வாங்குறது</w:t>
+      </w:r>
+      <w:r>
+        <w:rPr>
+          <w:rFonts w:cs="Cambria" w:ascii="Cambria" w:hAnsi="Cambria"/>
+          <w:sz w:val="24"/>
+          <w:szCs w:val="24"/>
+        </w:rPr>
+        <w:t>.</w:t>
+        <w:br/>
+      </w:r>
+      <w:r>
+        <w:rPr>
+          <w:rFonts w:cs="Cambria" w:ascii="Cambria" w:hAnsi="Cambria"/>
           <w:b/>
           <w:bCs/>
-        </w:rPr>
-        <w:t>Meaning:</w:t>
-      </w:r>
-      <w:r>
-        <w:rPr>
-          <w:rFonts w:cs="Carlito" w:ascii="Carlito" w:hAnsi="Carlito"/>
-        </w:rPr>
-        <w:t xml:space="preserve"> </w:t>
-      </w:r>
-      <w:r>
-        <w:rPr>
-          <w:rFonts w:ascii="Carlito" w:hAnsi="Carlito" w:cs="Carlito"/>
-        </w:rPr>
-        <w:t xml:space="preserve">எல்லா </w:t>
-      </w:r>
-      <w:r>
-        <w:rPr>
-          <w:rFonts w:cs="Carlito" w:ascii="Carlito" w:hAnsi="Carlito"/>
-        </w:rPr>
-        <w:t>students-</w:t>
-      </w:r>
-      <w:r>
-        <w:rPr>
-          <w:rFonts w:ascii="Carlito" w:hAnsi="Carlito" w:cs="Carlito"/>
-        </w:rPr>
-        <w:t>யும் வாங்குறது</w:t>
-      </w:r>
-      <w:r>
-        <w:rPr>
-          <w:rFonts w:cs="Carlito" w:ascii="Carlito" w:hAnsi="Carlito"/>
-        </w:rPr>
-        <w:t>.</w:t>
-        <w:br/>
-      </w:r>
-      <w:r>
-        <w:rPr>
-          <w:rFonts w:cs="Carlito" w:ascii="Carlito" w:hAnsi="Carlito"/>
-          <w:b/>
-          <w:bCs/>
+          <w:sz w:val="24"/>
+          <w:szCs w:val="24"/>
         </w:rPr>
         <w:t>Explanation:</w:t>
       </w:r>
       <w:r>
         <w:rPr>
-          <w:rFonts w:cs="Carlito" w:ascii="Carlito" w:hAnsi="Carlito"/>
+          <w:rFonts w:cs="Cambria" w:ascii="Cambria" w:hAnsi="Cambria"/>
+          <w:sz w:val="24"/>
+          <w:szCs w:val="24"/>
         </w:rPr>
         <w:t xml:space="preserve"> This returns a QuerySet of all Student objects from the database.</w:t>
       </w:r>
@@ -217,14 +253,19 @@
     <w:p>
       <w:pPr>
         <w:pStyle w:val="Normal"/>
-        <w:ind w:left="720"/>
-        <w:rPr>
-          <w:rFonts w:ascii="Carlito" w:hAnsi="Carlito" w:cs="Carlito"/>
-        </w:rPr>
-      </w:pPr>
-      <w:r>
-        <w:rPr>
-          <w:rFonts w:cs="Carlito" w:ascii="Carlito" w:hAnsi="Carlito"/>
+        <w:spacing w:lineRule="auto" w:line="240"/>
+        <w:ind w:left="720"/>
+        <w:rPr>
+          <w:rFonts w:ascii="Cambria" w:hAnsi="Cambria" w:cs="Cambria"/>
+          <w:sz w:val="24"/>
+          <w:szCs w:val="24"/>
+        </w:rPr>
+      </w:pPr>
+      <w:r>
+        <w:rPr>
+          <w:rFonts w:cs="Cambria" w:ascii="Cambria" w:hAnsi="Cambria"/>
+          <w:sz w:val="24"/>
+          <w:szCs w:val="24"/>
         </w:rPr>
         <mc:AlternateContent>
           <mc:Choice Requires="wps">
@@ -232,15 +273,11 @@
               <wp:inline distT="0" distB="0" distL="0" distR="0">
                 <wp:extent cx="5731510" cy="19050"/>
                 <wp:effectExtent l="0" t="0" r="0" b="0"/>
-                <wp:docPr id="3" name=""/>
+                <wp:docPr id="2" name="Shape2"/>
                 <a:graphic xmlns:a="http://schemas.openxmlformats.org/drawingml/2006/main">
                   <a:graphicData uri="http://schemas.microsoft.com/office/word/2010/wordprocessingShape">
                     <wps:wsp>
                       <wps:cNvSpPr/>
-                      <wps:nvSpPr>
-                        <wps:cNvPr id="4" name=""/>
-                        <wps:cNvSpPr/>
-                      </wps:nvSpPr>
                       <wps:spPr>
                         <a:xfrm>
                           <a:off x="0" y="0"/>
@@ -256,6 +293,12 @@
                           <a:noFill/>
                         </a:ln>
                       </wps:spPr>
+                      <wps:style>
+                        <a:lnRef idx="0"/>
+                        <a:fillRef idx="0"/>
+                        <a:effectRef idx="0"/>
+                        <a:fontRef idx="minor"/>
+                      </wps:style>
                       <wps:bodyPr/>
                     </wps:wsp>
                   </a:graphicData>
@@ -268,10 +311,10 @@
           </mc:Choice>
           <mc:Fallback>
             <w:pict>
-              <v:rect id="shape_0" fillcolor="#a0a0a0" stroked="f" o:allowincell="f" style="position:absolute;margin-left:0pt;margin-top:-1.55pt;width:451.25pt;height:1.45pt;mso-wrap-style:none;v-text-anchor:middle;mso-position-horizontal:center;mso-position-vertical:top">
+              <v:rect id="shape_0" ID="Shape2" path="m0,0l-2147483645,0l-2147483645,-2147483646l0,-2147483646xe" fillcolor="#a0a0a0" stroked="f" o:allowincell="f" style="position:absolute;margin-left:0pt;margin-top:-1.55pt;width:451.25pt;height:1.45pt;mso-wrap-style:none;v-text-anchor:middle;mso-position-vertical:top">
                 <v:fill o:detectmouseclick="t" type="solid" color2="#5f5f5f"/>
                 <v:stroke color="#3465a4" joinstyle="round" endcap="flat"/>
-                <w10:wrap type="topAndBottom"/>
+                <w10:wrap type="square"/>
               </v:rect>
             </w:pict>
           </mc:Fallback>
@@ -281,109 +324,134 @@
     <w:p>
       <w:pPr>
         <w:pStyle w:val="Normal"/>
-        <w:ind w:left="720"/>
-        <w:rPr>
-          <w:rFonts w:ascii="Carlito" w:hAnsi="Carlito" w:cs="Carlito"/>
-        </w:rPr>
-      </w:pPr>
-      <w:r>
-        <w:rPr>
-          <w:rFonts w:cs="Carlito" w:ascii="Carlito" w:hAnsi="Carlito"/>
+        <w:spacing w:lineRule="auto" w:line="240"/>
+        <w:ind w:left="720"/>
+        <w:rPr>
+          <w:rFonts w:ascii="Cambria" w:hAnsi="Cambria" w:cs="Cambria"/>
+          <w:sz w:val="24"/>
+          <w:szCs w:val="24"/>
+        </w:rPr>
+      </w:pPr>
+      <w:r>
+        <w:rPr>
+          <w:rFonts w:cs="Cambria" w:ascii="Cambria" w:hAnsi="Cambria"/>
           <w:b/>
           <w:bCs/>
-        </w:rPr>
-        <w:t>✅</w:t>
-      </w:r>
-      <w:r>
-        <w:rPr>
-          <w:rFonts w:cs="Carlito" w:ascii="Carlito" w:hAnsi="Carlito"/>
+          <w:sz w:val="24"/>
+          <w:szCs w:val="24"/>
+        </w:rPr>
+        <w:t xml:space="preserve">✅ </w:t>
+      </w:r>
+      <w:r>
+        <w:rPr>
+          <w:rFonts w:cs="Cambria" w:ascii="Cambria" w:hAnsi="Cambria"/>
           <w:b/>
           <w:bCs/>
-        </w:rPr>
-        <w:t xml:space="preserve"> </w:t>
-      </w:r>
-      <w:r>
-        <w:rPr>
-          <w:rFonts w:cs="Carlito" w:ascii="Carlito" w:hAnsi="Carlito"/>
+          <w:sz w:val="24"/>
+          <w:szCs w:val="24"/>
+        </w:rPr>
+        <w:t>2. Filter records – filter()</w:t>
+      </w:r>
+    </w:p>
+    <w:p>
+      <w:pPr>
+        <w:pStyle w:val="Normal"/>
+        <w:spacing w:lineRule="auto" w:line="240"/>
+        <w:ind w:left="720"/>
+        <w:rPr>
+          <w:rFonts w:ascii="Cambria" w:hAnsi="Cambria" w:cs="Cambria"/>
+          <w:sz w:val="24"/>
+          <w:szCs w:val="24"/>
+        </w:rPr>
+      </w:pPr>
+      <w:r>
+        <w:rPr>
+          <w:rFonts w:cs="Cambria" w:ascii="Cambria" w:hAnsi="Cambria"/>
+          <w:sz w:val="24"/>
+          <w:szCs w:val="24"/>
+        </w:rPr>
+        <w:t>Student.objects.filter(age__gte=18)</w:t>
+      </w:r>
+    </w:p>
+    <w:p>
+      <w:pPr>
+        <w:pStyle w:val="Normal"/>
+        <w:spacing w:lineRule="auto" w:line="240"/>
+        <w:ind w:left="720"/>
+        <w:rPr>
+          <w:rFonts w:ascii="Cambria" w:hAnsi="Cambria" w:cs="Cambria"/>
+          <w:sz w:val="24"/>
+          <w:szCs w:val="24"/>
+        </w:rPr>
+      </w:pPr>
+      <w:r>
+        <w:rPr>
+          <w:rFonts w:cs="Cambria" w:ascii="Cambria" w:hAnsi="Cambria"/>
           <w:b/>
           <w:bCs/>
-        </w:rPr>
-        <w:t>2. Filter records – filter()</w:t>
-      </w:r>
-    </w:p>
-    <w:p>
-      <w:pPr>
-        <w:pStyle w:val="Normal"/>
-        <w:ind w:left="720"/>
-        <w:rPr>
-          <w:rFonts w:ascii="Carlito" w:hAnsi="Carlito" w:cs="Carlito"/>
-        </w:rPr>
-      </w:pPr>
-      <w:r>
-        <w:rPr>
-          <w:rFonts w:cs="Carlito" w:ascii="Carlito" w:hAnsi="Carlito"/>
-        </w:rPr>
-        <w:t>Student.objects.filter(age__gte=18)</w:t>
-      </w:r>
-    </w:p>
-    <w:p>
-      <w:pPr>
-        <w:pStyle w:val="Normal"/>
-        <w:ind w:left="720"/>
-        <w:rPr>
-          <w:rFonts w:ascii="Carlito" w:hAnsi="Carlito" w:cs="Carlito"/>
-        </w:rPr>
-      </w:pPr>
-      <w:r>
-        <w:rPr>
-          <w:rFonts w:cs="Carlito" w:ascii="Carlito" w:hAnsi="Carlito"/>
+          <w:sz w:val="24"/>
+          <w:szCs w:val="24"/>
+        </w:rPr>
+        <w:t>Meaning:</w:t>
+      </w:r>
+      <w:r>
+        <w:rPr>
+          <w:rFonts w:cs="Cambria" w:ascii="Cambria" w:hAnsi="Cambria"/>
+          <w:sz w:val="24"/>
+          <w:szCs w:val="24"/>
+        </w:rPr>
+        <w:t xml:space="preserve"> </w:t>
+      </w:r>
+      <w:r>
+        <w:rPr>
+          <w:rFonts w:ascii="Cambria" w:hAnsi="Cambria" w:cs="Cambria"/>
+          <w:sz w:val="24"/>
+          <w:sz w:val="24"/>
+          <w:szCs w:val="24"/>
+        </w:rPr>
+        <w:t xml:space="preserve">வயது </w:t>
+      </w:r>
+      <w:r>
+        <w:rPr>
+          <w:rFonts w:cs="Cambria" w:ascii="Cambria" w:hAnsi="Cambria"/>
+          <w:sz w:val="24"/>
+          <w:szCs w:val="24"/>
+        </w:rPr>
+        <w:t xml:space="preserve">18 </w:t>
+      </w:r>
+      <w:r>
+        <w:rPr>
+          <w:rFonts w:ascii="Cambria" w:hAnsi="Cambria" w:cs="Cambria"/>
+          <w:sz w:val="24"/>
+          <w:sz w:val="24"/>
+          <w:szCs w:val="24"/>
+        </w:rPr>
+        <w:t xml:space="preserve">இல்ல அதுக்கு மேல இருக்குற </w:t>
+      </w:r>
+      <w:r>
+        <w:rPr>
+          <w:rFonts w:cs="Cambria" w:ascii="Cambria" w:hAnsi="Cambria"/>
+          <w:sz w:val="24"/>
+          <w:szCs w:val="24"/>
+        </w:rPr>
+        <w:t>students.</w:t>
+        <w:br/>
+      </w:r>
+      <w:r>
+        <w:rPr>
+          <w:rFonts w:cs="Cambria" w:ascii="Cambria" w:hAnsi="Cambria"/>
           <w:b/>
           <w:bCs/>
-        </w:rPr>
-        <w:t>Meaning:</w:t>
-      </w:r>
-      <w:r>
-        <w:rPr>
-          <w:rFonts w:cs="Carlito" w:ascii="Carlito" w:hAnsi="Carlito"/>
-        </w:rPr>
-        <w:t xml:space="preserve"> </w:t>
-      </w:r>
-      <w:r>
-        <w:rPr>
-          <w:rFonts w:ascii="Carlito" w:hAnsi="Carlito" w:cs="Carlito"/>
-        </w:rPr>
-        <w:t xml:space="preserve">வயது </w:t>
-      </w:r>
-      <w:r>
-        <w:rPr>
-          <w:rFonts w:cs="Carlito" w:ascii="Carlito" w:hAnsi="Carlito"/>
-        </w:rPr>
-        <w:t xml:space="preserve">18 </w:t>
-      </w:r>
-      <w:r>
-        <w:rPr>
-          <w:rFonts w:ascii="Carlito" w:hAnsi="Carlito" w:cs="Carlito"/>
-        </w:rPr>
-        <w:t xml:space="preserve">இல்ல அதுக்கு மேல இருக்குற </w:t>
-      </w:r>
-      <w:r>
-        <w:rPr>
-          <w:rFonts w:cs="Carlito" w:ascii="Carlito" w:hAnsi="Carlito"/>
-        </w:rPr>
-        <w:t>students.</w:t>
-        <w:br/>
-      </w:r>
-      <w:r>
-        <w:rPr>
-          <w:rFonts w:cs="Carlito" w:ascii="Carlito" w:hAnsi="Carlito"/>
-          <w:b/>
-          <w:bCs/>
+          <w:sz w:val="24"/>
+          <w:szCs w:val="24"/>
         </w:rPr>
         <w:t>Explanation:</w:t>
       </w:r>
       <w:r>
         <w:rPr>
-          <w:rFonts w:cs="Carlito" w:ascii="Carlito" w:hAnsi="Carlito"/>
+          <w:rFonts w:cs="Cambria" w:ascii="Cambria" w:hAnsi="Cambria"/>
+          <w:sz w:val="24"/>
+          <w:szCs w:val="24"/>
         </w:rPr>
         <w:t xml:space="preserve"> gte means "greater than or equal to". Filter is used to match conditions.</w:t>
       </w:r>
@@ -391,14 +459,19 @@
     <w:p>
       <w:pPr>
         <w:pStyle w:val="Normal"/>
-        <w:ind w:left="720"/>
-        <w:rPr>
-          <w:rFonts w:ascii="Carlito" w:hAnsi="Carlito" w:cs="Carlito"/>
-        </w:rPr>
-      </w:pPr>
-      <w:r>
-        <w:rPr>
-          <w:rFonts w:cs="Carlito" w:ascii="Carlito" w:hAnsi="Carlito"/>
+        <w:spacing w:lineRule="auto" w:line="240"/>
+        <w:ind w:left="720"/>
+        <w:rPr>
+          <w:rFonts w:ascii="Cambria" w:hAnsi="Cambria" w:cs="Cambria"/>
+          <w:sz w:val="24"/>
+          <w:szCs w:val="24"/>
+        </w:rPr>
+      </w:pPr>
+      <w:r>
+        <w:rPr>
+          <w:rFonts w:cs="Cambria" w:ascii="Cambria" w:hAnsi="Cambria"/>
+          <w:sz w:val="24"/>
+          <w:szCs w:val="24"/>
         </w:rPr>
         <w:t>Other examples:</w:t>
       </w:r>
@@ -406,14 +479,19 @@
     <w:p>
       <w:pPr>
         <w:pStyle w:val="Normal"/>
-        <w:ind w:left="720"/>
-        <w:rPr>
-          <w:rFonts w:ascii="Carlito" w:hAnsi="Carlito" w:cs="Carlito"/>
-        </w:rPr>
-      </w:pPr>
-      <w:r>
-        <w:rPr>
-          <w:rFonts w:cs="Carlito" w:ascii="Carlito" w:hAnsi="Carlito"/>
+        <w:spacing w:lineRule="auto" w:line="240"/>
+        <w:ind w:left="720"/>
+        <w:rPr>
+          <w:rFonts w:ascii="Cambria" w:hAnsi="Cambria" w:cs="Cambria"/>
+          <w:sz w:val="24"/>
+          <w:szCs w:val="24"/>
+        </w:rPr>
+      </w:pPr>
+      <w:r>
+        <w:rPr>
+          <w:rFonts w:cs="Cambria" w:ascii="Cambria" w:hAnsi="Cambria"/>
+          <w:sz w:val="24"/>
+          <w:szCs w:val="24"/>
         </w:rPr>
         <w:t>Student.objects.filter(name__icontains='ranjith')</w:t>
       </w:r>
@@ -421,44 +499,61 @@
     <w:p>
       <w:pPr>
         <w:pStyle w:val="Normal"/>
-        <w:ind w:left="720"/>
-        <w:rPr>
-          <w:rFonts w:ascii="Carlito" w:hAnsi="Carlito" w:cs="Carlito"/>
-        </w:rPr>
-      </w:pPr>
-      <w:r>
-        <w:rPr>
-          <w:rFonts w:cs="Carlito" w:ascii="Carlito" w:hAnsi="Carlito"/>
+        <w:spacing w:lineRule="auto" w:line="240"/>
+        <w:ind w:left="720"/>
+        <w:rPr>
+          <w:rFonts w:ascii="Cambria" w:hAnsi="Cambria" w:cs="Cambria"/>
+          <w:sz w:val="24"/>
+          <w:szCs w:val="24"/>
+        </w:rPr>
+      </w:pPr>
+      <w:r>
+        <w:rPr>
+          <w:rFonts w:cs="Cambria" w:ascii="Cambria" w:hAnsi="Cambria"/>
+          <w:sz w:val="24"/>
+          <w:szCs w:val="24"/>
         </w:rPr>
         <w:t xml:space="preserve">– </w:t>
       </w:r>
       <w:r>
         <w:rPr>
-          <w:rFonts w:cs="Carlito" w:ascii="Carlito" w:hAnsi="Carlito"/>
+          <w:rFonts w:cs="Cambria" w:ascii="Cambria" w:hAnsi="Cambria"/>
+          <w:sz w:val="24"/>
+          <w:szCs w:val="24"/>
         </w:rPr>
         <w:t>Name</w:t>
       </w:r>
       <w:r>
         <w:rPr>
-          <w:rFonts w:ascii="Carlito" w:hAnsi="Carlito" w:cs="Carlito"/>
+          <w:rFonts w:ascii="Cambria" w:hAnsi="Cambria" w:cs="Cambria"/>
+          <w:sz w:val="24"/>
+          <w:sz w:val="24"/>
+          <w:szCs w:val="24"/>
         </w:rPr>
         <w:t xml:space="preserve">ல </w:t>
       </w:r>
       <w:r>
         <w:rPr>
-          <w:rFonts w:cs="Carlito" w:ascii="Carlito" w:hAnsi="Carlito"/>
+          <w:rFonts w:cs="Cambria" w:ascii="Cambria" w:hAnsi="Cambria"/>
+          <w:sz w:val="24"/>
+          <w:szCs w:val="24"/>
         </w:rPr>
         <w:t xml:space="preserve">"ranjith" </w:t>
       </w:r>
       <w:r>
         <w:rPr>
-          <w:rFonts w:ascii="Carlito" w:hAnsi="Carlito" w:cs="Carlito"/>
+          <w:rFonts w:ascii="Cambria" w:hAnsi="Cambria" w:cs="Cambria"/>
+          <w:sz w:val="24"/>
+          <w:sz w:val="24"/>
+          <w:szCs w:val="24"/>
         </w:rPr>
         <w:t xml:space="preserve">இருக்குறவங்க </w:t>
       </w:r>
       <w:r>
         <w:rPr>
-          <w:rFonts w:cs="Carlito" w:ascii="Carlito" w:hAnsi="Carlito"/>
+          <w:rFonts w:cs="Cambria" w:ascii="Cambria" w:hAnsi="Cambria"/>
+          <w:sz w:val="24"/>
+          <w:szCs w:val="24"/>
         </w:rPr>
         <w:t>(case-insensitive match)</w:t>
       </w:r>
@@ -466,14 +561,19 @@
     <w:p>
       <w:pPr>
         <w:pStyle w:val="Normal"/>
-        <w:ind w:left="720"/>
-        <w:rPr>
-          <w:rFonts w:ascii="Carlito" w:hAnsi="Carlito" w:cs="Carlito"/>
-        </w:rPr>
-      </w:pPr>
-      <w:r>
-        <w:rPr>
-          <w:rFonts w:cs="Carlito" w:ascii="Carlito" w:hAnsi="Carlito"/>
+        <w:spacing w:lineRule="auto" w:line="240"/>
+        <w:ind w:left="720"/>
+        <w:rPr>
+          <w:rFonts w:ascii="Cambria" w:hAnsi="Cambria" w:cs="Cambria"/>
+          <w:sz w:val="24"/>
+          <w:szCs w:val="24"/>
+        </w:rPr>
+      </w:pPr>
+      <w:r>
+        <w:rPr>
+          <w:rFonts w:cs="Cambria" w:ascii="Cambria" w:hAnsi="Cambria"/>
+          <w:sz w:val="24"/>
+          <w:szCs w:val="24"/>
         </w:rPr>
         <w:t>Student.objects.filter(joined_date__year=2024)</w:t>
       </w:r>
@@ -481,38 +581,53 @@
     <w:p>
       <w:pPr>
         <w:pStyle w:val="Normal"/>
-        <w:ind w:left="720"/>
-        <w:rPr>
-          <w:rFonts w:ascii="Carlito" w:hAnsi="Carlito" w:cs="Carlito"/>
-        </w:rPr>
-      </w:pPr>
-      <w:r>
-        <w:rPr>
-          <w:rFonts w:cs="Carlito" w:ascii="Carlito" w:hAnsi="Carlito"/>
+        <w:spacing w:lineRule="auto" w:line="240"/>
+        <w:ind w:left="720"/>
+        <w:rPr>
+          <w:rFonts w:ascii="Cambria" w:hAnsi="Cambria" w:cs="Cambria"/>
+          <w:sz w:val="24"/>
+          <w:szCs w:val="24"/>
+        </w:rPr>
+      </w:pPr>
+      <w:r>
+        <w:rPr>
+          <w:rFonts w:cs="Cambria" w:ascii="Cambria" w:hAnsi="Cambria"/>
+          <w:sz w:val="24"/>
+          <w:szCs w:val="24"/>
         </w:rPr>
         <w:t xml:space="preserve">– </w:t>
       </w:r>
       <w:r>
         <w:rPr>
-          <w:rFonts w:cs="Carlito" w:ascii="Carlito" w:hAnsi="Carlito"/>
+          <w:rFonts w:cs="Cambria" w:ascii="Cambria" w:hAnsi="Cambria"/>
+          <w:sz w:val="24"/>
+          <w:szCs w:val="24"/>
         </w:rPr>
         <w:t>2024</w:t>
       </w:r>
       <w:r>
         <w:rPr>
-          <w:rFonts w:ascii="Carlito" w:hAnsi="Carlito" w:cs="Carlito"/>
+          <w:rFonts w:ascii="Cambria" w:hAnsi="Cambria" w:cs="Cambria"/>
+          <w:sz w:val="24"/>
+          <w:sz w:val="24"/>
+          <w:szCs w:val="24"/>
         </w:rPr>
         <w:t xml:space="preserve">ல் </w:t>
       </w:r>
       <w:r>
         <w:rPr>
-          <w:rFonts w:cs="Carlito" w:ascii="Carlito" w:hAnsi="Carlito"/>
+          <w:rFonts w:cs="Cambria" w:ascii="Cambria" w:hAnsi="Cambria"/>
+          <w:sz w:val="24"/>
+          <w:szCs w:val="24"/>
         </w:rPr>
         <w:t xml:space="preserve">join </w:t>
       </w:r>
       <w:r>
         <w:rPr>
-          <w:rFonts w:ascii="Carlito" w:hAnsi="Carlito" w:cs="Carlito"/>
+          <w:rFonts w:ascii="Cambria" w:hAnsi="Cambria" w:cs="Cambria"/>
+          <w:sz w:val="24"/>
+          <w:sz w:val="24"/>
+          <w:szCs w:val="24"/>
         </w:rPr>
         <w:t>ஆனவங்க</w:t>
       </w:r>
@@ -520,14 +635,19 @@
     <w:p>
       <w:pPr>
         <w:pStyle w:val="Normal"/>
-        <w:ind w:left="720"/>
-        <w:rPr>
-          <w:rFonts w:ascii="Carlito" w:hAnsi="Carlito" w:cs="Carlito"/>
-        </w:rPr>
-      </w:pPr>
-      <w:r>
-        <w:rPr>
-          <w:rFonts w:cs="Carlito" w:ascii="Carlito" w:hAnsi="Carlito"/>
+        <w:spacing w:lineRule="auto" w:line="240"/>
+        <w:ind w:left="720"/>
+        <w:rPr>
+          <w:rFonts w:ascii="Cambria" w:hAnsi="Cambria" w:cs="Cambria"/>
+          <w:sz w:val="24"/>
+          <w:szCs w:val="24"/>
+        </w:rPr>
+      </w:pPr>
+      <w:r>
+        <w:rPr>
+          <w:rFonts w:cs="Cambria" w:ascii="Cambria" w:hAnsi="Cambria"/>
+          <w:sz w:val="24"/>
+          <w:szCs w:val="24"/>
         </w:rPr>
         <mc:AlternateContent>
           <mc:Choice Requires="wps">
@@ -535,15 +655,11 @@
               <wp:inline distT="0" distB="0" distL="0" distR="0">
                 <wp:extent cx="5731510" cy="19050"/>
                 <wp:effectExtent l="0" t="0" r="0" b="0"/>
-                <wp:docPr id="5" name=""/>
+                <wp:docPr id="3" name="Shape3"/>
                 <a:graphic xmlns:a="http://schemas.openxmlformats.org/drawingml/2006/main">
                   <a:graphicData uri="http://schemas.microsoft.com/office/word/2010/wordprocessingShape">
                     <wps:wsp>
                       <wps:cNvSpPr/>
-                      <wps:nvSpPr>
-                        <wps:cNvPr id="6" name=""/>
-                        <wps:cNvSpPr/>
-                      </wps:nvSpPr>
                       <wps:spPr>
                         <a:xfrm>
                           <a:off x="0" y="0"/>
@@ -559,6 +675,12 @@
                           <a:noFill/>
                         </a:ln>
                       </wps:spPr>
+                      <wps:style>
+                        <a:lnRef idx="0"/>
+                        <a:fillRef idx="0"/>
+                        <a:effectRef idx="0"/>
+                        <a:fontRef idx="minor"/>
+                      </wps:style>
                       <wps:bodyPr/>
                     </wps:wsp>
                   </a:graphicData>
@@ -571,10 +693,10 @@
           </mc:Choice>
           <mc:Fallback>
             <w:pict>
-              <v:rect id="shape_0" fillcolor="#a0a0a0" stroked="f" o:allowincell="f" style="position:absolute;margin-left:0pt;margin-top:-1.55pt;width:451.25pt;height:1.45pt;mso-wrap-style:none;v-text-anchor:middle;mso-position-horizontal:center;mso-position-vertical:top">
+              <v:rect id="shape_0" ID="Shape3" path="m0,0l-2147483645,0l-2147483645,-2147483646l0,-2147483646xe" fillcolor="#a0a0a0" stroked="f" o:allowincell="f" style="position:absolute;margin-left:0pt;margin-top:-1.55pt;width:451.25pt;height:1.45pt;mso-wrap-style:none;v-text-anchor:middle;mso-position-vertical:top">
                 <v:fill o:detectmouseclick="t" type="solid" color2="#5f5f5f"/>
                 <v:stroke color="#3465a4" joinstyle="round" endcap="flat"/>
-                <w10:wrap type="topAndBottom"/>
+                <w10:wrap type="square"/>
               </v:rect>
             </w:pict>
           </mc:Fallback>
@@ -584,108 +706,133 @@
     <w:p>
       <w:pPr>
         <w:pStyle w:val="Normal"/>
-        <w:ind w:left="720"/>
-        <w:rPr>
-          <w:rFonts w:ascii="Carlito" w:hAnsi="Carlito" w:cs="Carlito"/>
-        </w:rPr>
-      </w:pPr>
-      <w:r>
-        <w:rPr>
-          <w:rFonts w:cs="Carlito" w:ascii="Carlito" w:hAnsi="Carlito"/>
+        <w:spacing w:lineRule="auto" w:line="240"/>
+        <w:ind w:left="720"/>
+        <w:rPr>
+          <w:rFonts w:ascii="Cambria" w:hAnsi="Cambria" w:cs="Cambria"/>
+          <w:sz w:val="24"/>
+          <w:szCs w:val="24"/>
+        </w:rPr>
+      </w:pPr>
+      <w:r>
+        <w:rPr>
+          <w:rFonts w:cs="Cambria" w:ascii="Cambria" w:hAnsi="Cambria"/>
           <w:b/>
           <w:bCs/>
-        </w:rPr>
-        <w:t>✅</w:t>
-      </w:r>
-      <w:r>
-        <w:rPr>
-          <w:rFonts w:cs="Carlito" w:ascii="Carlito" w:hAnsi="Carlito"/>
+          <w:sz w:val="24"/>
+          <w:szCs w:val="24"/>
+        </w:rPr>
+        <w:t xml:space="preserve">✅ </w:t>
+      </w:r>
+      <w:r>
+        <w:rPr>
+          <w:rFonts w:cs="Cambria" w:ascii="Cambria" w:hAnsi="Cambria"/>
           <w:b/>
           <w:bCs/>
-        </w:rPr>
-        <w:t xml:space="preserve"> </w:t>
-      </w:r>
-      <w:r>
-        <w:rPr>
-          <w:rFonts w:cs="Carlito" w:ascii="Carlito" w:hAnsi="Carlito"/>
+          <w:sz w:val="24"/>
+          <w:szCs w:val="24"/>
+        </w:rPr>
+        <w:t>3. Exclude records – exclude()</w:t>
+      </w:r>
+    </w:p>
+    <w:p>
+      <w:pPr>
+        <w:pStyle w:val="Normal"/>
+        <w:spacing w:lineRule="auto" w:line="240"/>
+        <w:ind w:left="720"/>
+        <w:rPr>
+          <w:rFonts w:ascii="Cambria" w:hAnsi="Cambria" w:cs="Cambria"/>
+          <w:sz w:val="24"/>
+          <w:szCs w:val="24"/>
+        </w:rPr>
+      </w:pPr>
+      <w:r>
+        <w:rPr>
+          <w:rFonts w:cs="Cambria" w:ascii="Cambria" w:hAnsi="Cambria"/>
+          <w:sz w:val="24"/>
+          <w:szCs w:val="24"/>
+        </w:rPr>
+        <w:t>Student.objects.exclude(age=18)</w:t>
+      </w:r>
+    </w:p>
+    <w:p>
+      <w:pPr>
+        <w:pStyle w:val="Normal"/>
+        <w:spacing w:lineRule="auto" w:line="240"/>
+        <w:ind w:left="720"/>
+        <w:rPr>
+          <w:rFonts w:ascii="Cambria" w:hAnsi="Cambria" w:cs="Cambria"/>
+          <w:sz w:val="24"/>
+          <w:szCs w:val="24"/>
+        </w:rPr>
+      </w:pPr>
+      <w:r>
+        <w:rPr>
+          <w:rFonts w:cs="Cambria" w:ascii="Cambria" w:hAnsi="Cambria"/>
           <w:b/>
           <w:bCs/>
-        </w:rPr>
-        <w:t>3. Exclude records – exclude()</w:t>
-      </w:r>
-    </w:p>
-    <w:p>
-      <w:pPr>
-        <w:pStyle w:val="Normal"/>
-        <w:ind w:left="720"/>
-        <w:rPr>
-          <w:rFonts w:ascii="Carlito" w:hAnsi="Carlito" w:cs="Carlito"/>
-        </w:rPr>
-      </w:pPr>
-      <w:r>
-        <w:rPr>
-          <w:rFonts w:cs="Carlito" w:ascii="Carlito" w:hAnsi="Carlito"/>
-        </w:rPr>
-        <w:t>Student.objects.exclude(age=18)</w:t>
-      </w:r>
-    </w:p>
-    <w:p>
-      <w:pPr>
-        <w:pStyle w:val="Normal"/>
-        <w:ind w:left="720"/>
-        <w:rPr>
-          <w:rFonts w:ascii="Carlito" w:hAnsi="Carlito" w:cs="Carlito"/>
-        </w:rPr>
-      </w:pPr>
-      <w:r>
-        <w:rPr>
-          <w:rFonts w:cs="Carlito" w:ascii="Carlito" w:hAnsi="Carlito"/>
+          <w:sz w:val="24"/>
+          <w:szCs w:val="24"/>
+        </w:rPr>
+        <w:t>Meaning:</w:t>
+      </w:r>
+      <w:r>
+        <w:rPr>
+          <w:rFonts w:cs="Cambria" w:ascii="Cambria" w:hAnsi="Cambria"/>
+          <w:sz w:val="24"/>
+          <w:szCs w:val="24"/>
+        </w:rPr>
+        <w:t xml:space="preserve"> </w:t>
+      </w:r>
+      <w:r>
+        <w:rPr>
+          <w:rFonts w:ascii="Cambria" w:hAnsi="Cambria" w:cs="Cambria"/>
+          <w:sz w:val="24"/>
+          <w:sz w:val="24"/>
+          <w:szCs w:val="24"/>
+        </w:rPr>
+        <w:t xml:space="preserve">வயது </w:t>
+      </w:r>
+      <w:r>
+        <w:rPr>
+          <w:rFonts w:cs="Cambria" w:ascii="Cambria" w:hAnsi="Cambria"/>
+          <w:sz w:val="24"/>
+          <w:szCs w:val="24"/>
+        </w:rPr>
+        <w:t xml:space="preserve">18 </w:t>
+      </w:r>
+      <w:r>
+        <w:rPr>
+          <w:rFonts w:ascii="Cambria" w:hAnsi="Cambria" w:cs="Cambria"/>
+          <w:sz w:val="24"/>
+          <w:sz w:val="24"/>
+          <w:szCs w:val="24"/>
+        </w:rPr>
+        <w:t>இல்லாதவங்க</w:t>
+      </w:r>
+      <w:r>
+        <w:rPr>
+          <w:rFonts w:cs="Cambria" w:ascii="Cambria" w:hAnsi="Cambria"/>
+          <w:sz w:val="24"/>
+          <w:szCs w:val="24"/>
+        </w:rPr>
+        <w:br/>
+      </w:r>
+      <w:r>
+        <w:rPr>
+          <w:rFonts w:cs="Cambria" w:ascii="Cambria" w:hAnsi="Cambria"/>
           <w:b/>
           <w:bCs/>
-        </w:rPr>
-        <w:t>Meaning:</w:t>
-      </w:r>
-      <w:r>
-        <w:rPr>
-          <w:rFonts w:cs="Carlito" w:ascii="Carlito" w:hAnsi="Carlito"/>
-        </w:rPr>
-        <w:t xml:space="preserve"> </w:t>
-      </w:r>
-      <w:r>
-        <w:rPr>
-          <w:rFonts w:ascii="Carlito" w:hAnsi="Carlito" w:cs="Carlito"/>
-        </w:rPr>
-        <w:t xml:space="preserve">வயது </w:t>
-      </w:r>
-      <w:r>
-        <w:rPr>
-          <w:rFonts w:cs="Carlito" w:ascii="Carlito" w:hAnsi="Carlito"/>
-        </w:rPr>
-        <w:t xml:space="preserve">18 </w:t>
-      </w:r>
-      <w:r>
-        <w:rPr>
-          <w:rFonts w:ascii="Carlito" w:hAnsi="Carlito" w:cs="Carlito"/>
-        </w:rPr>
-        <w:t>இல்லாதவங்க</w:t>
-      </w:r>
-      <w:r>
-        <w:rPr>
-          <w:rFonts w:cs="Carlito" w:ascii="Carlito" w:hAnsi="Carlito"/>
-        </w:rPr>
-        <w:br/>
-      </w:r>
-      <w:r>
-        <w:rPr>
-          <w:rFonts w:cs="Carlito" w:ascii="Carlito" w:hAnsi="Carlito"/>
-          <w:b/>
-          <w:bCs/>
+          <w:sz w:val="24"/>
+          <w:szCs w:val="24"/>
         </w:rPr>
         <w:t>Explanation:</w:t>
       </w:r>
       <w:r>
         <w:rPr>
-          <w:rFonts w:cs="Carlito" w:ascii="Carlito" w:hAnsi="Carlito"/>
+          <w:rFonts w:cs="Cambria" w:ascii="Cambria" w:hAnsi="Cambria"/>
+          <w:sz w:val="24"/>
+          <w:szCs w:val="24"/>
         </w:rPr>
         <w:t xml:space="preserve"> Exclude filters out matching results.</w:t>
       </w:r>
@@ -693,14 +840,19 @@
     <w:p>
       <w:pPr>
         <w:pStyle w:val="Normal"/>
-        <w:ind w:left="720"/>
-        <w:rPr>
-          <w:rFonts w:ascii="Carlito" w:hAnsi="Carlito" w:cs="Carlito"/>
-        </w:rPr>
-      </w:pPr>
-      <w:r>
-        <w:rPr>
-          <w:rFonts w:cs="Carlito" w:ascii="Carlito" w:hAnsi="Carlito"/>
+        <w:spacing w:lineRule="auto" w:line="240"/>
+        <w:ind w:left="720"/>
+        <w:rPr>
+          <w:rFonts w:ascii="Cambria" w:hAnsi="Cambria" w:cs="Cambria"/>
+          <w:sz w:val="24"/>
+          <w:szCs w:val="24"/>
+        </w:rPr>
+      </w:pPr>
+      <w:r>
+        <w:rPr>
+          <w:rFonts w:cs="Cambria" w:ascii="Cambria" w:hAnsi="Cambria"/>
+          <w:sz w:val="24"/>
+          <w:szCs w:val="24"/>
         </w:rPr>
         <mc:AlternateContent>
           <mc:Choice Requires="wps">
@@ -708,15 +860,11 @@
               <wp:inline distT="0" distB="0" distL="0" distR="0">
                 <wp:extent cx="5731510" cy="19050"/>
                 <wp:effectExtent l="0" t="0" r="0" b="0"/>
-                <wp:docPr id="7" name=""/>
+                <wp:docPr id="4" name="Shape4"/>
                 <a:graphic xmlns:a="http://schemas.openxmlformats.org/drawingml/2006/main">
                   <a:graphicData uri="http://schemas.microsoft.com/office/word/2010/wordprocessingShape">
                     <wps:wsp>
                       <wps:cNvSpPr/>
-                      <wps:nvSpPr>
-                        <wps:cNvPr id="8" name=""/>
-                        <wps:cNvSpPr/>
-                      </wps:nvSpPr>
                       <wps:spPr>
                         <a:xfrm>
                           <a:off x="0" y="0"/>
@@ -732,6 +880,12 @@
                           <a:noFill/>
                         </a:ln>
                       </wps:spPr>
+                      <wps:style>
+                        <a:lnRef idx="0"/>
+                        <a:fillRef idx="0"/>
+                        <a:effectRef idx="0"/>
+                        <a:fontRef idx="minor"/>
+                      </wps:style>
                       <wps:bodyPr/>
                     </wps:wsp>
                   </a:graphicData>
@@ -744,10 +898,10 @@
           </mc:Choice>
           <mc:Fallback>
             <w:pict>
-              <v:rect id="shape_0" fillcolor="#a0a0a0" stroked="f" o:allowincell="f" style="position:absolute;margin-left:0pt;margin-top:-1.55pt;width:451.25pt;height:1.45pt;mso-wrap-style:none;v-text-anchor:middle;mso-position-horizontal:center;mso-position-vertical:top">
+              <v:rect id="shape_0" ID="Shape4" path="m0,0l-2147483645,0l-2147483645,-2147483646l0,-2147483646xe" fillcolor="#a0a0a0" stroked="f" o:allowincell="f" style="position:absolute;margin-left:0pt;margin-top:-1.55pt;width:451.25pt;height:1.45pt;mso-wrap-style:none;v-text-anchor:middle;mso-position-vertical:top">
                 <v:fill o:detectmouseclick="t" type="solid" color2="#5f5f5f"/>
                 <v:stroke color="#3465a4" joinstyle="round" endcap="flat"/>
-                <w10:wrap type="topAndBottom"/>
+                <w10:wrap type="square"/>
               </v:rect>
             </w:pict>
           </mc:Fallback>
@@ -757,109 +911,134 @@
     <w:p>
       <w:pPr>
         <w:pStyle w:val="Normal"/>
-        <w:ind w:left="720"/>
-        <w:rPr>
-          <w:rFonts w:ascii="Carlito" w:hAnsi="Carlito" w:cs="Carlito"/>
-        </w:rPr>
-      </w:pPr>
-      <w:r>
-        <w:rPr>
-          <w:rFonts w:cs="Carlito" w:ascii="Carlito" w:hAnsi="Carlito"/>
+        <w:spacing w:lineRule="auto" w:line="240"/>
+        <w:ind w:left="720"/>
+        <w:rPr>
+          <w:rFonts w:ascii="Cambria" w:hAnsi="Cambria" w:cs="Cambria"/>
+          <w:sz w:val="24"/>
+          <w:szCs w:val="24"/>
+        </w:rPr>
+      </w:pPr>
+      <w:r>
+        <w:rPr>
+          <w:rFonts w:cs="Cambria" w:ascii="Cambria" w:hAnsi="Cambria"/>
           <w:b/>
           <w:bCs/>
-        </w:rPr>
-        <w:t>✅</w:t>
-      </w:r>
-      <w:r>
-        <w:rPr>
-          <w:rFonts w:cs="Carlito" w:ascii="Carlito" w:hAnsi="Carlito"/>
+          <w:sz w:val="24"/>
+          <w:szCs w:val="24"/>
+        </w:rPr>
+        <w:t xml:space="preserve">✅ </w:t>
+      </w:r>
+      <w:r>
+        <w:rPr>
+          <w:rFonts w:cs="Cambria" w:ascii="Cambria" w:hAnsi="Cambria"/>
           <w:b/>
           <w:bCs/>
-        </w:rPr>
-        <w:t xml:space="preserve"> </w:t>
-      </w:r>
-      <w:r>
-        <w:rPr>
-          <w:rFonts w:cs="Carlito" w:ascii="Carlito" w:hAnsi="Carlito"/>
+          <w:sz w:val="24"/>
+          <w:szCs w:val="24"/>
+        </w:rPr>
+        <w:t>4. Get single record – get()</w:t>
+      </w:r>
+    </w:p>
+    <w:p>
+      <w:pPr>
+        <w:pStyle w:val="Normal"/>
+        <w:spacing w:lineRule="auto" w:line="240"/>
+        <w:ind w:left="720"/>
+        <w:rPr>
+          <w:rFonts w:ascii="Cambria" w:hAnsi="Cambria" w:cs="Cambria"/>
+          <w:sz w:val="24"/>
+          <w:szCs w:val="24"/>
+        </w:rPr>
+      </w:pPr>
+      <w:r>
+        <w:rPr>
+          <w:rFonts w:cs="Cambria" w:ascii="Cambria" w:hAnsi="Cambria"/>
+          <w:sz w:val="24"/>
+          <w:szCs w:val="24"/>
+        </w:rPr>
+        <w:t>Student.objects.get(id=1)</w:t>
+      </w:r>
+    </w:p>
+    <w:p>
+      <w:pPr>
+        <w:pStyle w:val="Normal"/>
+        <w:spacing w:lineRule="auto" w:line="240"/>
+        <w:ind w:left="720"/>
+        <w:rPr>
+          <w:rFonts w:ascii="Cambria" w:hAnsi="Cambria" w:cs="Cambria"/>
+          <w:sz w:val="24"/>
+          <w:szCs w:val="24"/>
+        </w:rPr>
+      </w:pPr>
+      <w:r>
+        <w:rPr>
+          <w:rFonts w:cs="Cambria" w:ascii="Cambria" w:hAnsi="Cambria"/>
           <w:b/>
           <w:bCs/>
-        </w:rPr>
-        <w:t>4. Get single record – get()</w:t>
-      </w:r>
-    </w:p>
-    <w:p>
-      <w:pPr>
-        <w:pStyle w:val="Normal"/>
-        <w:ind w:left="720"/>
-        <w:rPr>
-          <w:rFonts w:ascii="Carlito" w:hAnsi="Carlito" w:cs="Carlito"/>
-        </w:rPr>
-      </w:pPr>
-      <w:r>
-        <w:rPr>
-          <w:rFonts w:cs="Carlito" w:ascii="Carlito" w:hAnsi="Carlito"/>
-        </w:rPr>
-        <w:t>Student.objects.get(id=1)</w:t>
-      </w:r>
-    </w:p>
-    <w:p>
-      <w:pPr>
-        <w:pStyle w:val="Normal"/>
-        <w:ind w:left="720"/>
-        <w:rPr>
-          <w:rFonts w:ascii="Carlito" w:hAnsi="Carlito" w:cs="Carlito"/>
-        </w:rPr>
-      </w:pPr>
-      <w:r>
-        <w:rPr>
-          <w:rFonts w:cs="Carlito" w:ascii="Carlito" w:hAnsi="Carlito"/>
+          <w:sz w:val="24"/>
+          <w:szCs w:val="24"/>
+        </w:rPr>
+        <w:t>Meaning:</w:t>
+      </w:r>
+      <w:r>
+        <w:rPr>
+          <w:rFonts w:cs="Cambria" w:ascii="Cambria" w:hAnsi="Cambria"/>
+          <w:sz w:val="24"/>
+          <w:szCs w:val="24"/>
+        </w:rPr>
+        <w:t xml:space="preserve"> ID 1 </w:t>
+      </w:r>
+      <w:r>
+        <w:rPr>
+          <w:rFonts w:ascii="Cambria" w:hAnsi="Cambria" w:cs="Cambria"/>
+          <w:sz w:val="24"/>
+          <w:sz w:val="24"/>
+          <w:szCs w:val="24"/>
+        </w:rPr>
+        <w:t xml:space="preserve">வைச்சு </w:t>
+      </w:r>
+      <w:r>
+        <w:rPr>
+          <w:rFonts w:cs="Cambria" w:ascii="Cambria" w:hAnsi="Cambria"/>
+          <w:sz w:val="24"/>
+          <w:szCs w:val="24"/>
+        </w:rPr>
+        <w:t>oru student object-</w:t>
+      </w:r>
+      <w:r>
+        <w:rPr>
+          <w:rFonts w:ascii="Cambria" w:hAnsi="Cambria" w:cs="Cambria"/>
+          <w:sz w:val="24"/>
+          <w:sz w:val="24"/>
+          <w:szCs w:val="24"/>
+        </w:rPr>
+        <w:t>ஐ மட்டும் வாங்குறது</w:t>
+      </w:r>
+      <w:r>
+        <w:rPr>
+          <w:rFonts w:cs="Cambria" w:ascii="Cambria" w:hAnsi="Cambria"/>
+          <w:sz w:val="24"/>
+          <w:szCs w:val="24"/>
+        </w:rPr>
+        <w:t>.</w:t>
+        <w:br/>
+      </w:r>
+      <w:r>
+        <w:rPr>
+          <w:rFonts w:cs="Cambria" w:ascii="Cambria" w:hAnsi="Cambria"/>
           <w:b/>
           <w:bCs/>
-        </w:rPr>
-        <w:t>Meaning:</w:t>
-      </w:r>
-      <w:r>
-        <w:rPr>
-          <w:rFonts w:cs="Carlito" w:ascii="Carlito" w:hAnsi="Carlito"/>
-        </w:rPr>
-        <w:t xml:space="preserve"> ID 1 </w:t>
-      </w:r>
-      <w:r>
-        <w:rPr>
-          <w:rFonts w:ascii="Carlito" w:hAnsi="Carlito" w:cs="Carlito"/>
-        </w:rPr>
-        <w:t xml:space="preserve">வைச்சு </w:t>
-      </w:r>
-      <w:r>
-        <w:rPr>
-          <w:rFonts w:cs="Carlito" w:ascii="Carlito" w:hAnsi="Carlito"/>
-        </w:rPr>
-        <w:t>oru student object-</w:t>
-      </w:r>
-      <w:r>
-        <w:rPr>
-          <w:rFonts w:ascii="Carlito" w:hAnsi="Carlito" w:cs="Carlito"/>
-        </w:rPr>
-        <w:t>ஐ மட்டும் வாங்குறது</w:t>
-      </w:r>
-      <w:r>
-        <w:rPr>
-          <w:rFonts w:cs="Carlito" w:ascii="Carlito" w:hAnsi="Carlito"/>
-        </w:rPr>
-        <w:t>.</w:t>
-        <w:br/>
-      </w:r>
-      <w:r>
-        <w:rPr>
-          <w:rFonts w:cs="Carlito" w:ascii="Carlito" w:hAnsi="Carlito"/>
-          <w:b/>
-          <w:bCs/>
+          <w:sz w:val="24"/>
+          <w:szCs w:val="24"/>
         </w:rPr>
         <w:t>Note:</w:t>
       </w:r>
       <w:r>
         <w:rPr>
-          <w:rFonts w:cs="Carlito" w:ascii="Carlito" w:hAnsi="Carlito"/>
+          <w:rFonts w:cs="Cambria" w:ascii="Cambria" w:hAnsi="Cambria"/>
+          <w:sz w:val="24"/>
+          <w:szCs w:val="24"/>
         </w:rPr>
         <w:t xml:space="preserve"> If no object or more than one object is found, it will raise an error.</w:t>
       </w:r>
@@ -867,14 +1046,19 @@
     <w:p>
       <w:pPr>
         <w:pStyle w:val="Normal"/>
-        <w:ind w:left="720"/>
-        <w:rPr>
-          <w:rFonts w:ascii="Carlito" w:hAnsi="Carlito" w:cs="Carlito"/>
-        </w:rPr>
-      </w:pPr>
-      <w:r>
-        <w:rPr>
-          <w:rFonts w:cs="Carlito" w:ascii="Carlito" w:hAnsi="Carlito"/>
+        <w:spacing w:lineRule="auto" w:line="240"/>
+        <w:ind w:left="720"/>
+        <w:rPr>
+          <w:rFonts w:ascii="Cambria" w:hAnsi="Cambria" w:cs="Cambria"/>
+          <w:sz w:val="24"/>
+          <w:szCs w:val="24"/>
+        </w:rPr>
+      </w:pPr>
+      <w:r>
+        <w:rPr>
+          <w:rFonts w:cs="Cambria" w:ascii="Cambria" w:hAnsi="Cambria"/>
+          <w:sz w:val="24"/>
+          <w:szCs w:val="24"/>
         </w:rPr>
         <mc:AlternateContent>
           <mc:Choice Requires="wps">
@@ -882,15 +1066,11 @@
               <wp:inline distT="0" distB="0" distL="0" distR="0">
                 <wp:extent cx="5731510" cy="19050"/>
                 <wp:effectExtent l="0" t="0" r="0" b="0"/>
-                <wp:docPr id="9" name=""/>
+                <wp:docPr id="5" name="Shape5"/>
                 <a:graphic xmlns:a="http://schemas.openxmlformats.org/drawingml/2006/main">
                   <a:graphicData uri="http://schemas.microsoft.com/office/word/2010/wordprocessingShape">
                     <wps:wsp>
                       <wps:cNvSpPr/>
-                      <wps:nvSpPr>
-                        <wps:cNvPr id="10" name=""/>
-                        <wps:cNvSpPr/>
-                      </wps:nvSpPr>
                       <wps:spPr>
                         <a:xfrm>
                           <a:off x="0" y="0"/>
@@ -906,6 +1086,12 @@
                           <a:noFill/>
                         </a:ln>
                       </wps:spPr>
+                      <wps:style>
+                        <a:lnRef idx="0"/>
+                        <a:fillRef idx="0"/>
+                        <a:effectRef idx="0"/>
+                        <a:fontRef idx="minor"/>
+                      </wps:style>
                       <wps:bodyPr/>
                     </wps:wsp>
                   </a:graphicData>
@@ -918,10 +1104,10 @@
           </mc:Choice>
           <mc:Fallback>
             <w:pict>
-              <v:rect id="shape_0" fillcolor="#a0a0a0" stroked="f" o:allowincell="f" style="position:absolute;margin-left:0pt;margin-top:-1.55pt;width:451.25pt;height:1.45pt;mso-wrap-style:none;v-text-anchor:middle;mso-position-horizontal:center;mso-position-vertical:top">
+              <v:rect id="shape_0" ID="Shape5" path="m0,0l-2147483645,0l-2147483645,-2147483646l0,-2147483646xe" fillcolor="#a0a0a0" stroked="f" o:allowincell="f" style="position:absolute;margin-left:0pt;margin-top:-1.55pt;width:451.25pt;height:1.45pt;mso-wrap-style:none;v-text-anchor:middle;mso-position-vertical:top">
                 <v:fill o:detectmouseclick="t" type="solid" color2="#5f5f5f"/>
                 <v:stroke color="#3465a4" joinstyle="round" endcap="flat"/>
-                <w10:wrap type="topAndBottom"/>
+                <w10:wrap type="square"/>
               </v:rect>
             </w:pict>
           </mc:Fallback>
@@ -931,106 +1117,233 @@
     <w:p>
       <w:pPr>
         <w:pStyle w:val="Normal"/>
-        <w:ind w:left="720"/>
-        <w:rPr>
-          <w:rFonts w:ascii="Carlito" w:hAnsi="Carlito" w:cs="Carlito"/>
-        </w:rPr>
-      </w:pPr>
-      <w:r>
-        <w:rPr>
-          <w:rFonts w:cs="Carlito" w:ascii="Carlito" w:hAnsi="Carlito"/>
+        <w:spacing w:lineRule="auto" w:line="240"/>
+        <w:ind w:left="720"/>
+        <w:rPr>
+          <w:rFonts w:ascii="Cambria" w:hAnsi="Cambria" w:cs="Cambria"/>
+          <w:sz w:val="24"/>
+          <w:szCs w:val="24"/>
+        </w:rPr>
+      </w:pPr>
+      <w:r>
+        <w:rPr>
+          <w:rFonts w:cs="Cambria" w:ascii="Cambria" w:hAnsi="Cambria"/>
           <w:b/>
           <w:bCs/>
-        </w:rPr>
-        <w:t>✅</w:t>
-      </w:r>
-      <w:r>
-        <w:rPr>
-          <w:rFonts w:cs="Carlito" w:ascii="Carlito" w:hAnsi="Carlito"/>
+          <w:sz w:val="24"/>
+          <w:szCs w:val="24"/>
+        </w:rPr>
+        <w:t xml:space="preserve">✅ </w:t>
+      </w:r>
+      <w:r>
+        <w:rPr>
+          <w:rFonts w:cs="Cambria" w:ascii="Cambria" w:hAnsi="Cambria"/>
           <w:b/>
           <w:bCs/>
-        </w:rPr>
-        <w:t xml:space="preserve"> </w:t>
-      </w:r>
-      <w:r>
-        <w:rPr>
-          <w:rFonts w:cs="Carlito" w:ascii="Carlito" w:hAnsi="Carlito"/>
+          <w:sz w:val="24"/>
+          <w:szCs w:val="24"/>
+        </w:rPr>
+        <w:t>5. Order by – order_by()</w:t>
+      </w:r>
+    </w:p>
+    <w:p>
+      <w:pPr>
+        <w:pStyle w:val="Normal"/>
+        <w:spacing w:lineRule="auto" w:line="240"/>
+        <w:ind w:left="720"/>
+        <w:rPr>
+          <w:rFonts w:ascii="Cambria" w:hAnsi="Cambria" w:cs="Cambria"/>
+          <w:sz w:val="24"/>
+          <w:szCs w:val="24"/>
+        </w:rPr>
+      </w:pPr>
+      <w:r>
+        <w:rPr>
+          <w:rFonts w:cs="Cambria" w:ascii="Cambria" w:hAnsi="Cambria"/>
+          <w:sz w:val="24"/>
+          <w:szCs w:val="24"/>
+        </w:rPr>
+        <w:t>Student.objects.all().order_by('age')</w:t>
+      </w:r>
+    </w:p>
+    <w:p>
+      <w:pPr>
+        <w:pStyle w:val="Normal"/>
+        <w:spacing w:lineRule="auto" w:line="240"/>
+        <w:ind w:left="720"/>
+        <w:rPr>
+          <w:rFonts w:ascii="Cambria" w:hAnsi="Cambria" w:cs="Cambria"/>
+          <w:sz w:val="24"/>
+          <w:szCs w:val="24"/>
+        </w:rPr>
+      </w:pPr>
+      <w:r>
+        <w:rPr>
+          <w:rFonts w:cs="Cambria" w:ascii="Cambria" w:hAnsi="Cambria"/>
           <w:b/>
           <w:bCs/>
-        </w:rPr>
-        <w:t>5. Order by – order_by()</w:t>
-      </w:r>
-    </w:p>
-    <w:p>
-      <w:pPr>
-        <w:pStyle w:val="Normal"/>
-        <w:ind w:left="720"/>
-        <w:rPr>
-          <w:rFonts w:ascii="Carlito" w:hAnsi="Carlito" w:cs="Carlito"/>
-        </w:rPr>
-      </w:pPr>
-      <w:r>
-        <w:rPr>
-          <w:rFonts w:cs="Carlito" w:ascii="Carlito" w:hAnsi="Carlito"/>
-        </w:rPr>
-        <w:t>Student.objects.all().order_by('age')</w:t>
-      </w:r>
-    </w:p>
-    <w:p>
-      <w:pPr>
-        <w:pStyle w:val="Normal"/>
-        <w:ind w:left="720"/>
-        <w:rPr>
-          <w:rFonts w:ascii="Carlito" w:hAnsi="Carlito" w:cs="Carlito"/>
-        </w:rPr>
-      </w:pPr>
-      <w:r>
-        <w:rPr>
-          <w:rFonts w:cs="Carlito" w:ascii="Carlito" w:hAnsi="Carlito"/>
+          <w:sz w:val="24"/>
+          <w:szCs w:val="24"/>
+        </w:rPr>
+        <w:t>Meaning:</w:t>
+      </w:r>
+      <w:r>
+        <w:rPr>
+          <w:rFonts w:cs="Cambria" w:ascii="Cambria" w:hAnsi="Cambria"/>
+          <w:sz w:val="24"/>
+          <w:szCs w:val="24"/>
+        </w:rPr>
+        <w:t xml:space="preserve"> </w:t>
+      </w:r>
+      <w:r>
+        <w:rPr>
+          <w:rFonts w:ascii="Cambria" w:hAnsi="Cambria" w:cs="Cambria"/>
+          <w:sz w:val="24"/>
+          <w:sz w:val="24"/>
+          <w:szCs w:val="24"/>
+        </w:rPr>
+        <w:t xml:space="preserve">வயதுக்கு </w:t>
+      </w:r>
+      <w:r>
+        <w:rPr>
+          <w:rFonts w:cs="Cambria" w:ascii="Cambria" w:hAnsi="Cambria"/>
+          <w:sz w:val="24"/>
+          <w:szCs w:val="24"/>
+        </w:rPr>
+        <w:t>increasing order-</w:t>
+      </w:r>
+      <w:r>
+        <w:rPr>
+          <w:rFonts w:ascii="Cambria" w:hAnsi="Cambria" w:cs="Cambria"/>
+          <w:sz w:val="24"/>
+          <w:sz w:val="24"/>
+          <w:szCs w:val="24"/>
+        </w:rPr>
+        <w:t xml:space="preserve">ல </w:t>
+      </w:r>
+      <w:r>
+        <w:rPr>
+          <w:rFonts w:cs="Cambria" w:ascii="Cambria" w:hAnsi="Cambria"/>
+          <w:sz w:val="24"/>
+          <w:szCs w:val="24"/>
+        </w:rPr>
+        <w:t xml:space="preserve">sort </w:t>
+      </w:r>
+      <w:r>
+        <w:rPr>
+          <w:rFonts w:ascii="Cambria" w:hAnsi="Cambria" w:cs="Cambria"/>
+          <w:sz w:val="24"/>
+          <w:sz w:val="24"/>
+          <w:szCs w:val="24"/>
+        </w:rPr>
+        <w:t>பண்ணுது</w:t>
+      </w:r>
+      <w:r>
+        <w:rPr>
+          <w:rFonts w:cs="Cambria" w:ascii="Cambria" w:hAnsi="Cambria"/>
+          <w:sz w:val="24"/>
+          <w:szCs w:val="24"/>
+        </w:rPr>
+        <w:t>.</w:t>
+      </w:r>
+    </w:p>
+    <w:p>
+      <w:pPr>
+        <w:pStyle w:val="Normal"/>
+        <w:spacing w:lineRule="auto" w:line="240"/>
+        <w:ind w:left="720"/>
+        <w:rPr>
+          <w:rFonts w:ascii="Cambria" w:hAnsi="Cambria" w:cs="Cambria"/>
+          <w:sz w:val="24"/>
+          <w:szCs w:val="24"/>
+        </w:rPr>
+      </w:pPr>
+      <w:r>
+        <w:rPr>
+          <w:rFonts w:cs="Cambria" w:ascii="Cambria" w:hAnsi="Cambria"/>
+          <w:sz w:val="24"/>
+          <w:szCs w:val="24"/>
+        </w:rPr>
+        <w:t>Student.objects.all().order_by('-age')</w:t>
+      </w:r>
+    </w:p>
+    <w:p>
+      <w:pPr>
+        <w:pStyle w:val="Normal"/>
+        <w:spacing w:lineRule="auto" w:line="240"/>
+        <w:ind w:left="720"/>
+        <w:rPr>
+          <w:rFonts w:ascii="Cambria" w:hAnsi="Cambria" w:cs="Cambria"/>
+          <w:sz w:val="24"/>
+          <w:szCs w:val="24"/>
+        </w:rPr>
+      </w:pPr>
+      <w:r>
+        <w:rPr>
+          <w:rFonts w:cs="Cambria" w:ascii="Cambria" w:hAnsi="Cambria"/>
           <w:b/>
           <w:bCs/>
+          <w:sz w:val="24"/>
+          <w:szCs w:val="24"/>
         </w:rPr>
         <w:t>Meaning:</w:t>
       </w:r>
       <w:r>
         <w:rPr>
-          <w:rFonts w:cs="Carlito" w:ascii="Carlito" w:hAnsi="Carlito"/>
+          <w:rFonts w:cs="Cambria" w:ascii="Cambria" w:hAnsi="Cambria"/>
+          <w:sz w:val="24"/>
+          <w:szCs w:val="24"/>
         </w:rPr>
         <w:t xml:space="preserve"> </w:t>
       </w:r>
       <w:r>
         <w:rPr>
-          <w:rFonts w:ascii="Carlito" w:hAnsi="Carlito" w:cs="Carlito"/>
+          <w:rFonts w:ascii="Cambria" w:hAnsi="Cambria" w:cs="Cambria"/>
+          <w:sz w:val="24"/>
+          <w:sz w:val="24"/>
+          <w:szCs w:val="24"/>
         </w:rPr>
         <w:t xml:space="preserve">வயதுக்கு </w:t>
       </w:r>
       <w:r>
         <w:rPr>
-          <w:rFonts w:cs="Carlito" w:ascii="Carlito" w:hAnsi="Carlito"/>
-        </w:rPr>
-        <w:t>increasing order-</w:t>
-      </w:r>
-      <w:r>
-        <w:rPr>
-          <w:rFonts w:ascii="Carlito" w:hAnsi="Carlito" w:cs="Carlito"/>
+          <w:rFonts w:cs="Cambria" w:ascii="Cambria" w:hAnsi="Cambria"/>
+          <w:sz w:val="24"/>
+          <w:szCs w:val="24"/>
+        </w:rPr>
+        <w:t>decreasing order-</w:t>
+      </w:r>
+      <w:r>
+        <w:rPr>
+          <w:rFonts w:ascii="Cambria" w:hAnsi="Cambria" w:cs="Cambria"/>
+          <w:sz w:val="24"/>
+          <w:sz w:val="24"/>
+          <w:szCs w:val="24"/>
         </w:rPr>
         <w:t xml:space="preserve">ல </w:t>
       </w:r>
       <w:r>
         <w:rPr>
-          <w:rFonts w:cs="Carlito" w:ascii="Carlito" w:hAnsi="Carlito"/>
+          <w:rFonts w:cs="Cambria" w:ascii="Cambria" w:hAnsi="Cambria"/>
+          <w:sz w:val="24"/>
+          <w:szCs w:val="24"/>
         </w:rPr>
         <w:t xml:space="preserve">sort </w:t>
       </w:r>
       <w:r>
         <w:rPr>
-          <w:rFonts w:ascii="Carlito" w:hAnsi="Carlito" w:cs="Carlito"/>
+          <w:rFonts w:ascii="Cambria" w:hAnsi="Cambria" w:cs="Cambria"/>
+          <w:sz w:val="24"/>
+          <w:sz w:val="24"/>
+          <w:szCs w:val="24"/>
         </w:rPr>
         <w:t>பண்ணுது</w:t>
       </w:r>
       <w:r>
         <w:rPr>
-          <w:rFonts w:cs="Carlito" w:ascii="Carlito" w:hAnsi="Carlito"/>
+          <w:rFonts w:cs="Cambria" w:ascii="Cambria" w:hAnsi="Cambria"/>
+          <w:sz w:val="24"/>
+          <w:szCs w:val="24"/>
         </w:rPr>
         <w:t>.</w:t>
       </w:r>
@@ -1038,88 +1351,19 @@
     <w:p>
       <w:pPr>
         <w:pStyle w:val="Normal"/>
-        <w:ind w:left="720"/>
-        <w:rPr>
-          <w:rFonts w:ascii="Carlito" w:hAnsi="Carlito" w:cs="Carlito"/>
-        </w:rPr>
-      </w:pPr>
-      <w:r>
-        <w:rPr>
-          <w:rFonts w:cs="Carlito" w:ascii="Carlito" w:hAnsi="Carlito"/>
-        </w:rPr>
-        <w:t>Student.objects.all().order_by('-age')</w:t>
-      </w:r>
-    </w:p>
-    <w:p>
-      <w:pPr>
-        <w:pStyle w:val="Normal"/>
-        <w:ind w:left="720"/>
-        <w:rPr>
-          <w:rFonts w:ascii="Carlito" w:hAnsi="Carlito" w:cs="Carlito"/>
-        </w:rPr>
-      </w:pPr>
-      <w:r>
-        <w:rPr>
-          <w:rFonts w:cs="Carlito" w:ascii="Carlito" w:hAnsi="Carlito"/>
-          <w:b/>
-          <w:bCs/>
-        </w:rPr>
-        <w:t>Meaning:</w:t>
-      </w:r>
-      <w:r>
-        <w:rPr>
-          <w:rFonts w:cs="Carlito" w:ascii="Carlito" w:hAnsi="Carlito"/>
-        </w:rPr>
-        <w:t xml:space="preserve"> </w:t>
-      </w:r>
-      <w:r>
-        <w:rPr>
-          <w:rFonts w:ascii="Carlito" w:hAnsi="Carlito" w:cs="Carlito"/>
-        </w:rPr>
-        <w:t xml:space="preserve">வயதுக்கு </w:t>
-      </w:r>
-      <w:r>
-        <w:rPr>
-          <w:rFonts w:cs="Carlito" w:ascii="Carlito" w:hAnsi="Carlito"/>
-        </w:rPr>
-        <w:t>decreasing order-</w:t>
-      </w:r>
-      <w:r>
-        <w:rPr>
-          <w:rFonts w:ascii="Carlito" w:hAnsi="Carlito" w:cs="Carlito"/>
-        </w:rPr>
-        <w:t xml:space="preserve">ல </w:t>
-      </w:r>
-      <w:r>
-        <w:rPr>
-          <w:rFonts w:cs="Carlito" w:ascii="Carlito" w:hAnsi="Carlito"/>
-        </w:rPr>
-        <w:t xml:space="preserve">sort </w:t>
-      </w:r>
-      <w:r>
-        <w:rPr>
-          <w:rFonts w:ascii="Carlito" w:hAnsi="Carlito" w:cs="Carlito"/>
-        </w:rPr>
-        <w:t>பண்ணுது</w:t>
-      </w:r>
-      <w:r>
-        <w:rPr>
-          <w:rFonts w:cs="Carlito" w:ascii="Carlito" w:hAnsi="Carlito"/>
-        </w:rPr>
-        <w:t>.</w:t>
-      </w:r>
-    </w:p>
-    <w:p>
-      <w:pPr>
-        <w:pStyle w:val="Normal"/>
-        <w:ind w:left="720"/>
-        <w:rPr>
-          <w:rFonts w:ascii="Carlito" w:hAnsi="Carlito" w:cs="Carlito"/>
-        </w:rPr>
-      </w:pPr>
-      <w:r>
-        <w:rPr>
-          <w:rFonts w:cs="Carlito" w:ascii="Carlito" w:hAnsi="Carlito"/>
+        <w:spacing w:lineRule="auto" w:line="240"/>
+        <w:ind w:left="720"/>
+        <w:rPr>
+          <w:rFonts w:ascii="Cambria" w:hAnsi="Cambria" w:cs="Cambria"/>
+          <w:sz w:val="24"/>
+          <w:szCs w:val="24"/>
+        </w:rPr>
+      </w:pPr>
+      <w:r>
+        <w:rPr>
+          <w:rFonts w:cs="Cambria" w:ascii="Cambria" w:hAnsi="Cambria"/>
+          <w:sz w:val="24"/>
+          <w:szCs w:val="24"/>
         </w:rPr>
         <mc:AlternateContent>
           <mc:Choice Requires="wps">
@@ -1127,15 +1371,11 @@
               <wp:inline distT="0" distB="0" distL="0" distR="0">
                 <wp:extent cx="5731510" cy="19050"/>
                 <wp:effectExtent l="0" t="0" r="0" b="0"/>
-                <wp:docPr id="11" name=""/>
+                <wp:docPr id="6" name="Shape6"/>
                 <a:graphic xmlns:a="http://schemas.openxmlformats.org/drawingml/2006/main">
                   <a:graphicData uri="http://schemas.microsoft.com/office/word/2010/wordprocessingShape">
                     <wps:wsp>
                       <wps:cNvSpPr/>
-                      <wps:nvSpPr>
-                        <wps:cNvPr id="12" name=""/>
-                        <wps:cNvSpPr/>
-                      </wps:nvSpPr>
                       <wps:spPr>
                         <a:xfrm>
                           <a:off x="0" y="0"/>
@@ -1151,6 +1391,12 @@
                           <a:noFill/>
                         </a:ln>
                       </wps:spPr>
+                      <wps:style>
+                        <a:lnRef idx="0"/>
+                        <a:fillRef idx="0"/>
+                        <a:effectRef idx="0"/>
+                        <a:fontRef idx="minor"/>
+                      </wps:style>
                       <wps:bodyPr/>
                     </wps:wsp>
                   </a:graphicData>
@@ -1163,10 +1409,10 @@
           </mc:Choice>
           <mc:Fallback>
             <w:pict>
-              <v:rect id="shape_0" fillcolor="#a0a0a0" stroked="f" o:allowincell="f" style="position:absolute;margin-left:0pt;margin-top:-1.55pt;width:451.25pt;height:1.45pt;mso-wrap-style:none;v-text-anchor:middle;mso-position-horizontal:center;mso-position-vertical:top">
+              <v:rect id="shape_0" ID="Shape6" path="m0,0l-2147483645,0l-2147483645,-2147483646l0,-2147483646xe" fillcolor="#a0a0a0" stroked="f" o:allowincell="f" style="position:absolute;margin-left:0pt;margin-top:-1.55pt;width:451.25pt;height:1.45pt;mso-wrap-style:none;v-text-anchor:middle;mso-position-vertical:top">
                 <v:fill o:detectmouseclick="t" type="solid" color2="#5f5f5f"/>
                 <v:stroke color="#3465a4" joinstyle="round" endcap="flat"/>
-                <w10:wrap type="topAndBottom"/>
+                <w10:wrap type="square"/>
               </v:rect>
             </w:pict>
           </mc:Fallback>
@@ -1176,94 +1422,115 @@
     <w:p>
       <w:pPr>
         <w:pStyle w:val="Normal"/>
-        <w:ind w:left="720"/>
-        <w:rPr>
-          <w:rFonts w:ascii="Carlito" w:hAnsi="Carlito" w:cs="Carlito"/>
-        </w:rPr>
-      </w:pPr>
-      <w:r>
-        <w:rPr>
-          <w:rFonts w:cs="Carlito" w:ascii="Carlito" w:hAnsi="Carlito"/>
+        <w:spacing w:lineRule="auto" w:line="240"/>
+        <w:ind w:left="720"/>
+        <w:rPr>
+          <w:rFonts w:ascii="Cambria" w:hAnsi="Cambria" w:cs="Cambria"/>
+          <w:sz w:val="24"/>
+          <w:szCs w:val="24"/>
+        </w:rPr>
+      </w:pPr>
+      <w:r>
+        <w:rPr>
+          <w:rFonts w:cs="Cambria" w:ascii="Cambria" w:hAnsi="Cambria"/>
           <w:b/>
           <w:bCs/>
-        </w:rPr>
-        <w:t>✅</w:t>
-      </w:r>
-      <w:r>
-        <w:rPr>
-          <w:rFonts w:cs="Carlito" w:ascii="Carlito" w:hAnsi="Carlito"/>
+          <w:sz w:val="24"/>
+          <w:szCs w:val="24"/>
+        </w:rPr>
+        <w:t xml:space="preserve">✅ </w:t>
+      </w:r>
+      <w:r>
+        <w:rPr>
+          <w:rFonts w:cs="Cambria" w:ascii="Cambria" w:hAnsi="Cambria"/>
           <w:b/>
           <w:bCs/>
-        </w:rPr>
-        <w:t xml:space="preserve"> </w:t>
-      </w:r>
-      <w:r>
-        <w:rPr>
-          <w:rFonts w:cs="Carlito" w:ascii="Carlito" w:hAnsi="Carlito"/>
+          <w:sz w:val="24"/>
+          <w:szCs w:val="24"/>
+        </w:rPr>
+        <w:t>6. Count total – count()</w:t>
+      </w:r>
+    </w:p>
+    <w:p>
+      <w:pPr>
+        <w:pStyle w:val="Normal"/>
+        <w:spacing w:lineRule="auto" w:line="240"/>
+        <w:ind w:left="720"/>
+        <w:rPr>
+          <w:rFonts w:ascii="Cambria" w:hAnsi="Cambria" w:cs="Cambria"/>
+          <w:sz w:val="24"/>
+          <w:szCs w:val="24"/>
+        </w:rPr>
+      </w:pPr>
+      <w:r>
+        <w:rPr>
+          <w:rFonts w:cs="Cambria" w:ascii="Cambria" w:hAnsi="Cambria"/>
+          <w:sz w:val="24"/>
+          <w:szCs w:val="24"/>
+        </w:rPr>
+        <w:t>Student.objects.filter(age__gte=18).count()</w:t>
+      </w:r>
+    </w:p>
+    <w:p>
+      <w:pPr>
+        <w:pStyle w:val="Normal"/>
+        <w:spacing w:lineRule="auto" w:line="240"/>
+        <w:ind w:left="720"/>
+        <w:rPr>
+          <w:rFonts w:ascii="Cambria" w:hAnsi="Cambria" w:cs="Cambria"/>
+          <w:sz w:val="24"/>
+          <w:szCs w:val="24"/>
+        </w:rPr>
+      </w:pPr>
+      <w:r>
+        <w:rPr>
+          <w:rFonts w:cs="Cambria" w:ascii="Cambria" w:hAnsi="Cambria"/>
           <w:b/>
           <w:bCs/>
-        </w:rPr>
-        <w:t>6. Count total – count()</w:t>
-      </w:r>
-    </w:p>
-    <w:p>
-      <w:pPr>
-        <w:pStyle w:val="Normal"/>
-        <w:ind w:left="720"/>
-        <w:rPr>
-          <w:rFonts w:ascii="Carlito" w:hAnsi="Carlito" w:cs="Carlito"/>
-        </w:rPr>
-      </w:pPr>
-      <w:r>
-        <w:rPr>
-          <w:rFonts w:cs="Carlito" w:ascii="Carlito" w:hAnsi="Carlito"/>
-        </w:rPr>
-        <w:t>Student.objects.filter(age__gte=18).count()</w:t>
-      </w:r>
-    </w:p>
-    <w:p>
-      <w:pPr>
-        <w:pStyle w:val="Normal"/>
-        <w:ind w:left="720"/>
-        <w:rPr>
-          <w:rFonts w:ascii="Carlito" w:hAnsi="Carlito" w:cs="Carlito"/>
-        </w:rPr>
-      </w:pPr>
-      <w:r>
-        <w:rPr>
-          <w:rFonts w:cs="Carlito" w:ascii="Carlito" w:hAnsi="Carlito"/>
-          <w:b/>
-          <w:bCs/>
+          <w:sz w:val="24"/>
+          <w:szCs w:val="24"/>
         </w:rPr>
         <w:t>Meaning:</w:t>
       </w:r>
       <w:r>
         <w:rPr>
-          <w:rFonts w:cs="Carlito" w:ascii="Carlito" w:hAnsi="Carlito"/>
+          <w:rFonts w:cs="Cambria" w:ascii="Cambria" w:hAnsi="Cambria"/>
+          <w:sz w:val="24"/>
+          <w:szCs w:val="24"/>
         </w:rPr>
         <w:t xml:space="preserve"> 18 </w:t>
       </w:r>
       <w:r>
         <w:rPr>
-          <w:rFonts w:ascii="Carlito" w:hAnsi="Carlito" w:cs="Carlito"/>
+          <w:rFonts w:ascii="Cambria" w:hAnsi="Cambria" w:cs="Cambria"/>
+          <w:sz w:val="24"/>
+          <w:sz w:val="24"/>
+          <w:szCs w:val="24"/>
         </w:rPr>
         <w:t xml:space="preserve">வயது மேல இருக்குற எத்தனை பேருனு </w:t>
       </w:r>
       <w:r>
         <w:rPr>
-          <w:rFonts w:cs="Carlito" w:ascii="Carlito" w:hAnsi="Carlito"/>
+          <w:rFonts w:cs="Cambria" w:ascii="Cambria" w:hAnsi="Cambria"/>
+          <w:sz w:val="24"/>
+          <w:szCs w:val="24"/>
         </w:rPr>
         <w:t xml:space="preserve">count </w:t>
       </w:r>
       <w:r>
         <w:rPr>
-          <w:rFonts w:ascii="Carlito" w:hAnsi="Carlito" w:cs="Carlito"/>
+          <w:rFonts w:ascii="Cambria" w:hAnsi="Cambria" w:cs="Cambria"/>
+          <w:sz w:val="24"/>
+          <w:sz w:val="24"/>
+          <w:szCs w:val="24"/>
         </w:rPr>
         <w:t>பண்ணுது</w:t>
       </w:r>
       <w:r>
         <w:rPr>
-          <w:rFonts w:cs="Carlito" w:ascii="Carlito" w:hAnsi="Carlito"/>
+          <w:rFonts w:cs="Cambria" w:ascii="Cambria" w:hAnsi="Cambria"/>
+          <w:sz w:val="24"/>
+          <w:szCs w:val="24"/>
         </w:rPr>
         <w:t>.</w:t>
       </w:r>
@@ -1271,14 +1538,19 @@
     <w:p>
       <w:pPr>
         <w:pStyle w:val="Normal"/>
-        <w:ind w:left="720"/>
-        <w:rPr>
-          <w:rFonts w:ascii="Carlito" w:hAnsi="Carlito" w:cs="Carlito"/>
-        </w:rPr>
-      </w:pPr>
-      <w:r>
-        <w:rPr>
-          <w:rFonts w:cs="Carlito" w:ascii="Carlito" w:hAnsi="Carlito"/>
+        <w:spacing w:lineRule="auto" w:line="240"/>
+        <w:ind w:left="720"/>
+        <w:rPr>
+          <w:rFonts w:ascii="Cambria" w:hAnsi="Cambria" w:cs="Cambria"/>
+          <w:sz w:val="24"/>
+          <w:szCs w:val="24"/>
+        </w:rPr>
+      </w:pPr>
+      <w:r>
+        <w:rPr>
+          <w:rFonts w:cs="Cambria" w:ascii="Cambria" w:hAnsi="Cambria"/>
+          <w:sz w:val="24"/>
+          <w:szCs w:val="24"/>
         </w:rPr>
         <mc:AlternateContent>
           <mc:Choice Requires="wps">
@@ -1286,15 +1558,11 @@
               <wp:inline distT="0" distB="0" distL="0" distR="0">
                 <wp:extent cx="5731510" cy="19050"/>
                 <wp:effectExtent l="0" t="0" r="0" b="0"/>
-                <wp:docPr id="13" name=""/>
+                <wp:docPr id="7" name="Shape7"/>
                 <a:graphic xmlns:a="http://schemas.openxmlformats.org/drawingml/2006/main">
                   <a:graphicData uri="http://schemas.microsoft.com/office/word/2010/wordprocessingShape">
                     <wps:wsp>
                       <wps:cNvSpPr/>
-                      <wps:nvSpPr>
-                        <wps:cNvPr id="14" name=""/>
-                        <wps:cNvSpPr/>
-                      </wps:nvSpPr>
                       <wps:spPr>
                         <a:xfrm>
                           <a:off x="0" y="0"/>
@@ -1310,6 +1578,12 @@
                           <a:noFill/>
                         </a:ln>
                       </wps:spPr>
+                      <wps:style>
+                        <a:lnRef idx="0"/>
+                        <a:fillRef idx="0"/>
+                        <a:effectRef idx="0"/>
+                        <a:fontRef idx="minor"/>
+                      </wps:style>
                       <wps:bodyPr/>
                     </wps:wsp>
                   </a:graphicData>
@@ -1322,10 +1596,10 @@
           </mc:Choice>
           <mc:Fallback>
             <w:pict>
-              <v:rect id="shape_0" fillcolor="#a0a0a0" stroked="f" o:allowincell="f" style="position:absolute;margin-left:0pt;margin-top:-1.55pt;width:451.25pt;height:1.45pt;mso-wrap-style:none;v-text-anchor:middle;mso-position-horizontal:center;mso-position-vertical:top">
+              <v:rect id="shape_0" ID="Shape7" path="m0,0l-2147483645,0l-2147483645,-2147483646l0,-2147483646xe" fillcolor="#a0a0a0" stroked="f" o:allowincell="f" style="position:absolute;margin-left:0pt;margin-top:-1.55pt;width:451.25pt;height:1.45pt;mso-wrap-style:none;v-text-anchor:middle;mso-position-vertical:top">
                 <v:fill o:detectmouseclick="t" type="solid" color2="#5f5f5f"/>
                 <v:stroke color="#3465a4" joinstyle="round" endcap="flat"/>
-                <w10:wrap type="topAndBottom"/>
+                <w10:wrap type="square"/>
               </v:rect>
             </w:pict>
           </mc:Fallback>
@@ -1335,94 +1609,115 @@
     <w:p>
       <w:pPr>
         <w:pStyle w:val="Normal"/>
-        <w:ind w:left="720"/>
-        <w:rPr>
-          <w:rFonts w:ascii="Carlito" w:hAnsi="Carlito" w:cs="Carlito"/>
-        </w:rPr>
-      </w:pPr>
-      <w:r>
-        <w:rPr>
-          <w:rFonts w:cs="Carlito" w:ascii="Carlito" w:hAnsi="Carlito"/>
+        <w:spacing w:lineRule="auto" w:line="240"/>
+        <w:ind w:left="720"/>
+        <w:rPr>
+          <w:rFonts w:ascii="Cambria" w:hAnsi="Cambria" w:cs="Cambria"/>
+          <w:sz w:val="24"/>
+          <w:szCs w:val="24"/>
+        </w:rPr>
+      </w:pPr>
+      <w:r>
+        <w:rPr>
+          <w:rFonts w:cs="Cambria" w:ascii="Cambria" w:hAnsi="Cambria"/>
           <w:b/>
           <w:bCs/>
-        </w:rPr>
-        <w:t>✅</w:t>
-      </w:r>
-      <w:r>
-        <w:rPr>
-          <w:rFonts w:cs="Carlito" w:ascii="Carlito" w:hAnsi="Carlito"/>
+          <w:sz w:val="24"/>
+          <w:szCs w:val="24"/>
+        </w:rPr>
+        <w:t xml:space="preserve">✅ </w:t>
+      </w:r>
+      <w:r>
+        <w:rPr>
+          <w:rFonts w:cs="Cambria" w:ascii="Cambria" w:hAnsi="Cambria"/>
           <w:b/>
           <w:bCs/>
-        </w:rPr>
-        <w:t xml:space="preserve"> </w:t>
-      </w:r>
-      <w:r>
-        <w:rPr>
-          <w:rFonts w:cs="Carlito" w:ascii="Carlito" w:hAnsi="Carlito"/>
+          <w:sz w:val="24"/>
+          <w:szCs w:val="24"/>
+        </w:rPr>
+        <w:t>7. Limit number of records – slicing</w:t>
+      </w:r>
+    </w:p>
+    <w:p>
+      <w:pPr>
+        <w:pStyle w:val="Normal"/>
+        <w:spacing w:lineRule="auto" w:line="240"/>
+        <w:ind w:left="720"/>
+        <w:rPr>
+          <w:rFonts w:ascii="Cambria" w:hAnsi="Cambria" w:cs="Cambria"/>
+          <w:sz w:val="24"/>
+          <w:szCs w:val="24"/>
+        </w:rPr>
+      </w:pPr>
+      <w:r>
+        <w:rPr>
+          <w:rFonts w:cs="Cambria" w:ascii="Cambria" w:hAnsi="Cambria"/>
+          <w:sz w:val="24"/>
+          <w:szCs w:val="24"/>
+        </w:rPr>
+        <w:t>Student.objects.all()[:5]</w:t>
+      </w:r>
+    </w:p>
+    <w:p>
+      <w:pPr>
+        <w:pStyle w:val="Normal"/>
+        <w:spacing w:lineRule="auto" w:line="240"/>
+        <w:ind w:left="720"/>
+        <w:rPr>
+          <w:rFonts w:ascii="Cambria" w:hAnsi="Cambria" w:cs="Cambria"/>
+          <w:sz w:val="24"/>
+          <w:szCs w:val="24"/>
+        </w:rPr>
+      </w:pPr>
+      <w:r>
+        <w:rPr>
+          <w:rFonts w:cs="Cambria" w:ascii="Cambria" w:hAnsi="Cambria"/>
           <w:b/>
           <w:bCs/>
-        </w:rPr>
-        <w:t>7. Limit number of records – slicing</w:t>
-      </w:r>
-    </w:p>
-    <w:p>
-      <w:pPr>
-        <w:pStyle w:val="Normal"/>
-        <w:ind w:left="720"/>
-        <w:rPr>
-          <w:rFonts w:ascii="Carlito" w:hAnsi="Carlito" w:cs="Carlito"/>
-        </w:rPr>
-      </w:pPr>
-      <w:r>
-        <w:rPr>
-          <w:rFonts w:cs="Carlito" w:ascii="Carlito" w:hAnsi="Carlito"/>
-        </w:rPr>
-        <w:t>Student.objects.all()[:5]</w:t>
-      </w:r>
-    </w:p>
-    <w:p>
-      <w:pPr>
-        <w:pStyle w:val="Normal"/>
-        <w:ind w:left="720"/>
-        <w:rPr>
-          <w:rFonts w:ascii="Carlito" w:hAnsi="Carlito" w:cs="Carlito"/>
-        </w:rPr>
-      </w:pPr>
-      <w:r>
-        <w:rPr>
-          <w:rFonts w:cs="Carlito" w:ascii="Carlito" w:hAnsi="Carlito"/>
-          <w:b/>
-          <w:bCs/>
+          <w:sz w:val="24"/>
+          <w:szCs w:val="24"/>
         </w:rPr>
         <w:t>Meaning:</w:t>
       </w:r>
       <w:r>
         <w:rPr>
-          <w:rFonts w:cs="Carlito" w:ascii="Carlito" w:hAnsi="Carlito"/>
+          <w:rFonts w:cs="Cambria" w:ascii="Cambria" w:hAnsi="Cambria"/>
+          <w:sz w:val="24"/>
+          <w:szCs w:val="24"/>
         </w:rPr>
         <w:t xml:space="preserve"> First 5 students-</w:t>
       </w:r>
       <w:r>
         <w:rPr>
-          <w:rFonts w:ascii="Carlito" w:hAnsi="Carlito" w:cs="Carlito"/>
+          <w:rFonts w:ascii="Cambria" w:hAnsi="Cambria" w:cs="Cambria"/>
+          <w:sz w:val="24"/>
+          <w:sz w:val="24"/>
+          <w:szCs w:val="24"/>
         </w:rPr>
         <w:t xml:space="preserve">ஐ மட்டும் </w:t>
       </w:r>
       <w:r>
         <w:rPr>
-          <w:rFonts w:cs="Carlito" w:ascii="Carlito" w:hAnsi="Carlito"/>
+          <w:rFonts w:cs="Cambria" w:ascii="Cambria" w:hAnsi="Cambria"/>
+          <w:sz w:val="24"/>
+          <w:szCs w:val="24"/>
         </w:rPr>
         <w:t xml:space="preserve">retrieve </w:t>
       </w:r>
       <w:r>
         <w:rPr>
-          <w:rFonts w:ascii="Carlito" w:hAnsi="Carlito" w:cs="Carlito"/>
+          <w:rFonts w:ascii="Cambria" w:hAnsi="Cambria" w:cs="Cambria"/>
+          <w:sz w:val="24"/>
+          <w:sz w:val="24"/>
+          <w:szCs w:val="24"/>
         </w:rPr>
         <w:t>பண்ணுது</w:t>
       </w:r>
       <w:r>
         <w:rPr>
-          <w:rFonts w:cs="Carlito" w:ascii="Carlito" w:hAnsi="Carlito"/>
+          <w:rFonts w:cs="Cambria" w:ascii="Cambria" w:hAnsi="Cambria"/>
+          <w:sz w:val="24"/>
+          <w:szCs w:val="24"/>
         </w:rPr>
         <w:t>.</w:t>
       </w:r>
@@ -1430,14 +1725,19 @@
     <w:p>
       <w:pPr>
         <w:pStyle w:val="Normal"/>
-        <w:ind w:left="720"/>
-        <w:rPr>
-          <w:rFonts w:ascii="Carlito" w:hAnsi="Carlito" w:cs="Carlito"/>
-        </w:rPr>
-      </w:pPr>
-      <w:r>
-        <w:rPr>
-          <w:rFonts w:cs="Carlito" w:ascii="Carlito" w:hAnsi="Carlito"/>
+        <w:spacing w:lineRule="auto" w:line="240"/>
+        <w:ind w:left="720"/>
+        <w:rPr>
+          <w:rFonts w:ascii="Cambria" w:hAnsi="Cambria" w:cs="Cambria"/>
+          <w:sz w:val="24"/>
+          <w:szCs w:val="24"/>
+        </w:rPr>
+      </w:pPr>
+      <w:r>
+        <w:rPr>
+          <w:rFonts w:cs="Cambria" w:ascii="Cambria" w:hAnsi="Cambria"/>
+          <w:sz w:val="24"/>
+          <w:szCs w:val="24"/>
         </w:rPr>
         <mc:AlternateContent>
           <mc:Choice Requires="wps">
@@ -1445,15 +1745,11 @@
               <wp:inline distT="0" distB="0" distL="0" distR="0">
                 <wp:extent cx="5731510" cy="19050"/>
                 <wp:effectExtent l="0" t="0" r="0" b="0"/>
-                <wp:docPr id="15" name=""/>
+                <wp:docPr id="8" name="Shape8"/>
                 <a:graphic xmlns:a="http://schemas.openxmlformats.org/drawingml/2006/main">
                   <a:graphicData uri="http://schemas.microsoft.com/office/word/2010/wordprocessingShape">
                     <wps:wsp>
                       <wps:cNvSpPr/>
-                      <wps:nvSpPr>
-                        <wps:cNvPr id="16" name=""/>
-                        <wps:cNvSpPr/>
-                      </wps:nvSpPr>
                       <wps:spPr>
                         <a:xfrm>
                           <a:off x="0" y="0"/>
@@ -1469,6 +1765,12 @@
                           <a:noFill/>
                         </a:ln>
                       </wps:spPr>
+                      <wps:style>
+                        <a:lnRef idx="0"/>
+                        <a:fillRef idx="0"/>
+                        <a:effectRef idx="0"/>
+                        <a:fontRef idx="minor"/>
+                      </wps:style>
                       <wps:bodyPr/>
                     </wps:wsp>
                   </a:graphicData>
@@ -1481,10 +1783,10 @@
           </mc:Choice>
           <mc:Fallback>
             <w:pict>
-              <v:rect id="shape_0" fillcolor="#a0a0a0" stroked="f" o:allowincell="f" style="position:absolute;margin-left:0pt;margin-top:-1.55pt;width:451.25pt;height:1.45pt;mso-wrap-style:none;v-text-anchor:middle;mso-position-horizontal:center;mso-position-vertical:top">
+              <v:rect id="shape_0" ID="Shape8" path="m0,0l-2147483645,0l-2147483645,-2147483646l0,-2147483646xe" fillcolor="#a0a0a0" stroked="f" o:allowincell="f" style="position:absolute;margin-left:0pt;margin-top:-1.55pt;width:451.25pt;height:1.45pt;mso-wrap-style:none;v-text-anchor:middle;mso-position-vertical:top">
                 <v:fill o:detectmouseclick="t" type="solid" color2="#5f5f5f"/>
                 <v:stroke color="#3465a4" joinstyle="round" endcap="flat"/>
-                <w10:wrap type="topAndBottom"/>
+                <w10:wrap type="square"/>
               </v:rect>
             </w:pict>
           </mc:Fallback>
@@ -1494,106 +1796,132 @@
     <w:p>
       <w:pPr>
         <w:pStyle w:val="Normal"/>
-        <w:ind w:left="720"/>
-        <w:rPr>
-          <w:rFonts w:ascii="Carlito" w:hAnsi="Carlito" w:cs="Carlito"/>
-        </w:rPr>
-      </w:pPr>
-      <w:r>
-        <w:rPr>
-          <w:rFonts w:cs="Carlito" w:ascii="Carlito" w:hAnsi="Carlito"/>
+        <w:spacing w:lineRule="auto" w:line="240"/>
+        <w:ind w:left="720"/>
+        <w:rPr>
+          <w:rFonts w:ascii="Cambria" w:hAnsi="Cambria" w:cs="Cambria"/>
+          <w:sz w:val="24"/>
+          <w:szCs w:val="24"/>
+        </w:rPr>
+      </w:pPr>
+      <w:r>
+        <w:rPr>
+          <w:rFonts w:cs="Cambria" w:ascii="Cambria" w:hAnsi="Cambria"/>
           <w:b/>
           <w:bCs/>
-        </w:rPr>
-        <w:t>✅</w:t>
-      </w:r>
-      <w:r>
-        <w:rPr>
-          <w:rFonts w:cs="Carlito" w:ascii="Carlito" w:hAnsi="Carlito"/>
+          <w:sz w:val="24"/>
+          <w:szCs w:val="24"/>
+        </w:rPr>
+        <w:t xml:space="preserve">✅ </w:t>
+      </w:r>
+      <w:r>
+        <w:rPr>
+          <w:rFonts w:cs="Cambria" w:ascii="Cambria" w:hAnsi="Cambria"/>
           <w:b/>
           <w:bCs/>
-        </w:rPr>
-        <w:t xml:space="preserve"> </w:t>
-      </w:r>
-      <w:r>
-        <w:rPr>
-          <w:rFonts w:cs="Carlito" w:ascii="Carlito" w:hAnsi="Carlito"/>
+          <w:sz w:val="24"/>
+          <w:szCs w:val="24"/>
+        </w:rPr>
+        <w:t>8. Get only specific fields – values()</w:t>
+      </w:r>
+    </w:p>
+    <w:p>
+      <w:pPr>
+        <w:pStyle w:val="Normal"/>
+        <w:spacing w:lineRule="auto" w:line="240"/>
+        <w:ind w:left="720"/>
+        <w:rPr>
+          <w:rFonts w:ascii="Cambria" w:hAnsi="Cambria" w:cs="Cambria"/>
+          <w:sz w:val="24"/>
+          <w:szCs w:val="24"/>
+        </w:rPr>
+      </w:pPr>
+      <w:r>
+        <w:rPr>
+          <w:rFonts w:cs="Cambria" w:ascii="Cambria" w:hAnsi="Cambria"/>
+          <w:sz w:val="24"/>
+          <w:szCs w:val="24"/>
+        </w:rPr>
+        <w:t>Student.objects.values('name', 'age')</w:t>
+      </w:r>
+    </w:p>
+    <w:p>
+      <w:pPr>
+        <w:pStyle w:val="Normal"/>
+        <w:spacing w:lineRule="auto" w:line="240"/>
+        <w:ind w:left="720"/>
+        <w:rPr>
+          <w:rFonts w:ascii="Cambria" w:hAnsi="Cambria" w:cs="Cambria"/>
+          <w:sz w:val="24"/>
+          <w:szCs w:val="24"/>
+        </w:rPr>
+      </w:pPr>
+      <w:r>
+        <w:rPr>
+          <w:rFonts w:cs="Cambria" w:ascii="Cambria" w:hAnsi="Cambria"/>
           <w:b/>
           <w:bCs/>
-        </w:rPr>
-        <w:t>8. Get only specific fields – values()</w:t>
-      </w:r>
-    </w:p>
-    <w:p>
-      <w:pPr>
-        <w:pStyle w:val="Normal"/>
-        <w:ind w:left="720"/>
-        <w:rPr>
-          <w:rFonts w:ascii="Carlito" w:hAnsi="Carlito" w:cs="Carlito"/>
-        </w:rPr>
-      </w:pPr>
-      <w:r>
-        <w:rPr>
-          <w:rFonts w:cs="Carlito" w:ascii="Carlito" w:hAnsi="Carlito"/>
-        </w:rPr>
-        <w:t>Student.objects.values('name', 'age')</w:t>
-      </w:r>
-    </w:p>
-    <w:p>
-      <w:pPr>
-        <w:pStyle w:val="Normal"/>
-        <w:ind w:left="720"/>
-        <w:rPr>
-          <w:rFonts w:ascii="Carlito" w:hAnsi="Carlito" w:cs="Carlito"/>
-        </w:rPr>
-      </w:pPr>
-      <w:r>
-        <w:rPr>
-          <w:rFonts w:cs="Carlito" w:ascii="Carlito" w:hAnsi="Carlito"/>
-          <w:b/>
-          <w:bCs/>
+          <w:sz w:val="24"/>
+          <w:szCs w:val="24"/>
         </w:rPr>
         <w:t>Meaning:</w:t>
       </w:r>
       <w:r>
         <w:rPr>
-          <w:rFonts w:cs="Carlito" w:ascii="Carlito" w:hAnsi="Carlito"/>
+          <w:rFonts w:cs="Cambria" w:ascii="Cambria" w:hAnsi="Cambria"/>
+          <w:sz w:val="24"/>
+          <w:szCs w:val="24"/>
         </w:rPr>
         <w:t xml:space="preserve"> name </w:t>
       </w:r>
       <w:r>
         <w:rPr>
-          <w:rFonts w:ascii="Carlito" w:hAnsi="Carlito" w:cs="Carlito"/>
+          <w:rFonts w:ascii="Cambria" w:hAnsi="Cambria" w:cs="Cambria"/>
+          <w:sz w:val="24"/>
+          <w:sz w:val="24"/>
+          <w:szCs w:val="24"/>
         </w:rPr>
         <w:t xml:space="preserve">மற்றும் </w:t>
       </w:r>
       <w:r>
         <w:rPr>
-          <w:rFonts w:cs="Carlito" w:ascii="Carlito" w:hAnsi="Carlito"/>
+          <w:rFonts w:cs="Cambria" w:ascii="Cambria" w:hAnsi="Cambria"/>
+          <w:sz w:val="24"/>
+          <w:szCs w:val="24"/>
         </w:rPr>
         <w:t xml:space="preserve">age </w:t>
       </w:r>
       <w:r>
         <w:rPr>
-          <w:rFonts w:ascii="Carlito" w:hAnsi="Carlito" w:cs="Carlito"/>
+          <w:rFonts w:ascii="Cambria" w:hAnsi="Cambria" w:cs="Cambria"/>
+          <w:sz w:val="24"/>
+          <w:sz w:val="24"/>
+          <w:szCs w:val="24"/>
         </w:rPr>
         <w:t xml:space="preserve">மட்டும் </w:t>
       </w:r>
       <w:r>
         <w:rPr>
-          <w:rFonts w:cs="Carlito" w:ascii="Carlito" w:hAnsi="Carlito"/>
+          <w:rFonts w:cs="Cambria" w:ascii="Cambria" w:hAnsi="Cambria"/>
+          <w:sz w:val="24"/>
+          <w:szCs w:val="24"/>
         </w:rPr>
         <w:t>dictionary format-</w:t>
       </w:r>
       <w:r>
         <w:rPr>
-          <w:rFonts w:ascii="Carlito" w:hAnsi="Carlito" w:cs="Carlito"/>
+          <w:rFonts w:ascii="Cambria" w:hAnsi="Cambria" w:cs="Cambria"/>
+          <w:sz w:val="24"/>
+          <w:sz w:val="24"/>
+          <w:szCs w:val="24"/>
         </w:rPr>
         <w:t>ல தரும்</w:t>
       </w:r>
       <w:r>
         <w:rPr>
-          <w:rFonts w:cs="Carlito" w:ascii="Carlito" w:hAnsi="Carlito"/>
+          <w:rFonts w:cs="Cambria" w:ascii="Cambria" w:hAnsi="Cambria"/>
+          <w:sz w:val="24"/>
+          <w:szCs w:val="24"/>
         </w:rPr>
         <w:t>.</w:t>
       </w:r>
@@ -1601,14 +1929,19 @@
     <w:p>
       <w:pPr>
         <w:pStyle w:val="Normal"/>
-        <w:ind w:left="720"/>
-        <w:rPr>
-          <w:rFonts w:ascii="Carlito" w:hAnsi="Carlito" w:cs="Carlito"/>
-        </w:rPr>
-      </w:pPr>
-      <w:r>
-        <w:rPr>
-          <w:rFonts w:cs="Carlito" w:ascii="Carlito" w:hAnsi="Carlito"/>
+        <w:spacing w:lineRule="auto" w:line="240"/>
+        <w:ind w:left="720"/>
+        <w:rPr>
+          <w:rFonts w:ascii="Cambria" w:hAnsi="Cambria" w:cs="Cambria"/>
+          <w:sz w:val="24"/>
+          <w:szCs w:val="24"/>
+        </w:rPr>
+      </w:pPr>
+      <w:r>
+        <w:rPr>
+          <w:rFonts w:cs="Cambria" w:ascii="Cambria" w:hAnsi="Cambria"/>
+          <w:sz w:val="24"/>
+          <w:szCs w:val="24"/>
         </w:rPr>
         <mc:AlternateContent>
           <mc:Choice Requires="wps">
@@ -1616,15 +1949,11 @@
               <wp:inline distT="0" distB="0" distL="0" distR="0">
                 <wp:extent cx="5731510" cy="19050"/>
                 <wp:effectExtent l="0" t="0" r="0" b="0"/>
-                <wp:docPr id="17" name=""/>
+                <wp:docPr id="9" name="Shape9"/>
                 <a:graphic xmlns:a="http://schemas.openxmlformats.org/drawingml/2006/main">
                   <a:graphicData uri="http://schemas.microsoft.com/office/word/2010/wordprocessingShape">
                     <wps:wsp>
                       <wps:cNvSpPr/>
-                      <wps:nvSpPr>
-                        <wps:cNvPr id="18" name=""/>
-                        <wps:cNvSpPr/>
-                      </wps:nvSpPr>
                       <wps:spPr>
                         <a:xfrm>
                           <a:off x="0" y="0"/>
@@ -1640,6 +1969,12 @@
                           <a:noFill/>
                         </a:ln>
                       </wps:spPr>
+                      <wps:style>
+                        <a:lnRef idx="0"/>
+                        <a:fillRef idx="0"/>
+                        <a:effectRef idx="0"/>
+                        <a:fontRef idx="minor"/>
+                      </wps:style>
                       <wps:bodyPr/>
                     </wps:wsp>
                   </a:graphicData>
@@ -1652,10 +1987,10 @@
           </mc:Choice>
           <mc:Fallback>
             <w:pict>
-              <v:rect id="shape_0" fillcolor="#a0a0a0" stroked="f" o:allowincell="f" style="position:absolute;margin-left:0pt;margin-top:-1.55pt;width:451.25pt;height:1.45pt;mso-wrap-style:none;v-text-anchor:middle;mso-position-horizontal:center;mso-position-vertical:top">
+              <v:rect id="shape_0" ID="Shape9" path="m0,0l-2147483645,0l-2147483645,-2147483646l0,-2147483646xe" fillcolor="#a0a0a0" stroked="f" o:allowincell="f" style="position:absolute;margin-left:0pt;margin-top:-1.55pt;width:451.25pt;height:1.45pt;mso-wrap-style:none;v-text-anchor:middle;mso-position-vertical:top">
                 <v:fill o:detectmouseclick="t" type="solid" color2="#5f5f5f"/>
                 <v:stroke color="#3465a4" joinstyle="round" endcap="flat"/>
-                <w10:wrap type="topAndBottom"/>
+                <w10:wrap type="square"/>
               </v:rect>
             </w:pict>
           </mc:Fallback>
@@ -1665,106 +2000,132 @@
     <w:p>
       <w:pPr>
         <w:pStyle w:val="Normal"/>
-        <w:ind w:left="720"/>
-        <w:rPr>
-          <w:rFonts w:ascii="Carlito" w:hAnsi="Carlito" w:cs="Carlito"/>
-        </w:rPr>
-      </w:pPr>
-      <w:r>
-        <w:rPr>
-          <w:rFonts w:cs="Carlito" w:ascii="Carlito" w:hAnsi="Carlito"/>
+        <w:spacing w:lineRule="auto" w:line="240"/>
+        <w:ind w:left="720"/>
+        <w:rPr>
+          <w:rFonts w:ascii="Cambria" w:hAnsi="Cambria" w:cs="Cambria"/>
+          <w:sz w:val="24"/>
+          <w:szCs w:val="24"/>
+        </w:rPr>
+      </w:pPr>
+      <w:r>
+        <w:rPr>
+          <w:rFonts w:cs="Cambria" w:ascii="Cambria" w:hAnsi="Cambria"/>
           <w:b/>
           <w:bCs/>
-        </w:rPr>
-        <w:t>✅</w:t>
-      </w:r>
-      <w:r>
-        <w:rPr>
-          <w:rFonts w:cs="Carlito" w:ascii="Carlito" w:hAnsi="Carlito"/>
+          <w:sz w:val="24"/>
+          <w:szCs w:val="24"/>
+        </w:rPr>
+        <w:t xml:space="preserve">✅ </w:t>
+      </w:r>
+      <w:r>
+        <w:rPr>
+          <w:rFonts w:cs="Cambria" w:ascii="Cambria" w:hAnsi="Cambria"/>
           <w:b/>
           <w:bCs/>
-        </w:rPr>
-        <w:t xml:space="preserve"> </w:t>
-      </w:r>
-      <w:r>
-        <w:rPr>
-          <w:rFonts w:cs="Carlito" w:ascii="Carlito" w:hAnsi="Carlito"/>
+          <w:sz w:val="24"/>
+          <w:szCs w:val="24"/>
+        </w:rPr>
+        <w:t>9. Check if record exists – exists()</w:t>
+      </w:r>
+    </w:p>
+    <w:p>
+      <w:pPr>
+        <w:pStyle w:val="Normal"/>
+        <w:spacing w:lineRule="auto" w:line="240"/>
+        <w:ind w:left="720"/>
+        <w:rPr>
+          <w:rFonts w:ascii="Cambria" w:hAnsi="Cambria" w:cs="Cambria"/>
+          <w:sz w:val="24"/>
+          <w:szCs w:val="24"/>
+        </w:rPr>
+      </w:pPr>
+      <w:r>
+        <w:rPr>
+          <w:rFonts w:cs="Cambria" w:ascii="Cambria" w:hAnsi="Cambria"/>
+          <w:sz w:val="24"/>
+          <w:szCs w:val="24"/>
+        </w:rPr>
+        <w:t>Student.objects.filter(name='Arun').exists()</w:t>
+      </w:r>
+    </w:p>
+    <w:p>
+      <w:pPr>
+        <w:pStyle w:val="Normal"/>
+        <w:spacing w:lineRule="auto" w:line="240"/>
+        <w:ind w:left="720"/>
+        <w:rPr>
+          <w:rFonts w:ascii="Cambria" w:hAnsi="Cambria" w:cs="Cambria"/>
+          <w:sz w:val="24"/>
+          <w:szCs w:val="24"/>
+        </w:rPr>
+      </w:pPr>
+      <w:r>
+        <w:rPr>
+          <w:rFonts w:cs="Cambria" w:ascii="Cambria" w:hAnsi="Cambria"/>
           <w:b/>
           <w:bCs/>
-        </w:rPr>
-        <w:t>9. Check if record exists – exists()</w:t>
-      </w:r>
-    </w:p>
-    <w:p>
-      <w:pPr>
-        <w:pStyle w:val="Normal"/>
-        <w:ind w:left="720"/>
-        <w:rPr>
-          <w:rFonts w:ascii="Carlito" w:hAnsi="Carlito" w:cs="Carlito"/>
-        </w:rPr>
-      </w:pPr>
-      <w:r>
-        <w:rPr>
-          <w:rFonts w:cs="Carlito" w:ascii="Carlito" w:hAnsi="Carlito"/>
-        </w:rPr>
-        <w:t>Student.objects.filter(name='Arun').exists()</w:t>
-      </w:r>
-    </w:p>
-    <w:p>
-      <w:pPr>
-        <w:pStyle w:val="Normal"/>
-        <w:ind w:left="720"/>
-        <w:rPr>
-          <w:rFonts w:ascii="Carlito" w:hAnsi="Carlito" w:cs="Carlito"/>
-        </w:rPr>
-      </w:pPr>
-      <w:r>
-        <w:rPr>
-          <w:rFonts w:cs="Carlito" w:ascii="Carlito" w:hAnsi="Carlito"/>
-          <w:b/>
-          <w:bCs/>
+          <w:sz w:val="24"/>
+          <w:szCs w:val="24"/>
         </w:rPr>
         <w:t>Meaning:</w:t>
       </w:r>
       <w:r>
         <w:rPr>
-          <w:rFonts w:cs="Carlito" w:ascii="Carlito" w:hAnsi="Carlito"/>
+          <w:rFonts w:cs="Cambria" w:ascii="Cambria" w:hAnsi="Cambria"/>
+          <w:sz w:val="24"/>
+          <w:szCs w:val="24"/>
         </w:rPr>
         <w:t xml:space="preserve"> Arun </w:t>
       </w:r>
       <w:r>
         <w:rPr>
-          <w:rFonts w:ascii="Carlito" w:hAnsi="Carlito" w:cs="Carlito"/>
+          <w:rFonts w:ascii="Cambria" w:hAnsi="Cambria" w:cs="Cambria"/>
+          <w:sz w:val="24"/>
+          <w:sz w:val="24"/>
+          <w:szCs w:val="24"/>
         </w:rPr>
         <w:t xml:space="preserve">என்ற பேரில் </w:t>
       </w:r>
       <w:r>
         <w:rPr>
-          <w:rFonts w:cs="Carlito" w:ascii="Carlito" w:hAnsi="Carlito"/>
+          <w:rFonts w:cs="Cambria" w:ascii="Cambria" w:hAnsi="Cambria"/>
+          <w:sz w:val="24"/>
+          <w:szCs w:val="24"/>
         </w:rPr>
         <w:t xml:space="preserve">student </w:t>
       </w:r>
       <w:r>
         <w:rPr>
-          <w:rFonts w:ascii="Carlito" w:hAnsi="Carlito" w:cs="Carlito"/>
+          <w:rFonts w:ascii="Cambria" w:hAnsi="Cambria" w:cs="Cambria"/>
+          <w:sz w:val="24"/>
+          <w:sz w:val="24"/>
+          <w:szCs w:val="24"/>
         </w:rPr>
         <w:t xml:space="preserve">இருக்காங்களா </w:t>
       </w:r>
       <w:r>
         <w:rPr>
-          <w:rFonts w:cs="Carlito" w:ascii="Carlito" w:hAnsi="Carlito"/>
+          <w:rFonts w:cs="Cambria" w:ascii="Cambria" w:hAnsi="Cambria"/>
+          <w:sz w:val="24"/>
+          <w:szCs w:val="24"/>
         </w:rPr>
         <w:t xml:space="preserve">nu check </w:t>
       </w:r>
       <w:r>
         <w:rPr>
-          <w:rFonts w:ascii="Carlito" w:hAnsi="Carlito" w:cs="Carlito"/>
+          <w:rFonts w:ascii="Cambria" w:hAnsi="Cambria" w:cs="Cambria"/>
+          <w:sz w:val="24"/>
+          <w:sz w:val="24"/>
+          <w:szCs w:val="24"/>
         </w:rPr>
         <w:t xml:space="preserve">பண்ணுது </w:t>
       </w:r>
       <w:r>
         <w:rPr>
-          <w:rFonts w:cs="Carlito" w:ascii="Carlito" w:hAnsi="Carlito"/>
+          <w:rFonts w:cs="Cambria" w:ascii="Cambria" w:hAnsi="Cambria"/>
+          <w:sz w:val="24"/>
+          <w:szCs w:val="24"/>
         </w:rPr>
         <w:t>(True / False return).</w:t>
       </w:r>
@@ -1772,15 +2133,19 @@
     <w:p>
       <w:pPr>
         <w:pStyle w:val="Normal"/>
-        <w:spacing w:before="0" w:after="160"/>
-        <w:ind w:left="720"/>
-        <w:rPr>
-          <w:rFonts w:ascii="Carlito" w:hAnsi="Carlito" w:cs="Carlito"/>
-        </w:rPr>
-      </w:pPr>
-      <w:r>
-        <w:rPr>
-          <w:rFonts w:cs="Carlito" w:ascii="Carlito" w:hAnsi="Carlito"/>
+        <w:spacing w:lineRule="auto" w:line="240" w:before="0" w:after="160"/>
+        <w:ind w:left="720"/>
+        <w:rPr>
+          <w:rFonts w:ascii="Cambria" w:hAnsi="Cambria" w:cs="Cambria"/>
+          <w:sz w:val="24"/>
+          <w:szCs w:val="24"/>
+        </w:rPr>
+      </w:pPr>
+      <w:r>
+        <w:rPr>
+          <w:rFonts w:cs="Cambria" w:ascii="Cambria" w:hAnsi="Cambria"/>
+          <w:sz w:val="24"/>
+          <w:szCs w:val="24"/>
         </w:rPr>
         <mc:AlternateContent>
           <mc:Choice Requires="wps">
@@ -1788,15 +2153,11 @@
               <wp:inline distT="0" distB="0" distL="0" distR="0">
                 <wp:extent cx="5731510" cy="19050"/>
                 <wp:effectExtent l="0" t="0" r="0" b="0"/>
-                <wp:docPr id="19" name=""/>
+                <wp:docPr id="10" name="Shape10"/>
                 <a:graphic xmlns:a="http://schemas.openxmlformats.org/drawingml/2006/main">
                   <a:graphicData uri="http://schemas.microsoft.com/office/word/2010/wordprocessingShape">
                     <wps:wsp>
                       <wps:cNvSpPr/>
-                      <wps:nvSpPr>
-                        <wps:cNvPr id="20" name=""/>
-                        <wps:cNvSpPr/>
-                      </wps:nvSpPr>
                       <wps:spPr>
                         <a:xfrm>
                           <a:off x="0" y="0"/>
@@ -1812,6 +2173,12 @@
                           <a:noFill/>
                         </a:ln>
                       </wps:spPr>
+                      <wps:style>
+                        <a:lnRef idx="0"/>
+                        <a:fillRef idx="0"/>
+                        <a:effectRef idx="0"/>
+                        <a:fontRef idx="minor"/>
+                      </wps:style>
                       <wps:bodyPr/>
                     </wps:wsp>
                   </a:graphicData>
@@ -1824,10 +2191,10 @@
           </mc:Choice>
           <mc:Fallback>
             <w:pict>
-              <v:rect id="shape_0" fillcolor="#a0a0a0" stroked="f" o:allowincell="f" style="position:absolute;margin-left:0pt;margin-top:-1.55pt;width:451.25pt;height:1.45pt;mso-wrap-style:none;v-text-anchor:middle;mso-position-horizontal:center;mso-position-vertical:top">
+              <v:rect id="shape_0" ID="Shape10" path="m0,0l-2147483645,0l-2147483645,-2147483646l0,-2147483646xe" fillcolor="#a0a0a0" stroked="f" o:allowincell="f" style="position:absolute;margin-left:0pt;margin-top:-1.55pt;width:451.25pt;height:1.45pt;mso-wrap-style:none;v-text-anchor:middle;mso-position-vertical:top">
                 <v:fill o:detectmouseclick="t" type="solid" color2="#5f5f5f"/>
                 <v:stroke color="#3465a4" joinstyle="round" endcap="flat"/>
-                <w10:wrap type="topAndBottom"/>
+                <w10:wrap type="square"/>
               </v:rect>
             </w:pict>
           </mc:Fallback>
@@ -2250,6 +2617,7 @@
     <w:rsid w:val="009748fe"/>
     <w:pPr>
       <w:widowControl/>
+      <w:suppressAutoHyphens w:val="true"/>
       <w:bidi w:val="0"/>
       <w:spacing w:lineRule="auto" w:line="278" w:before="0" w:after="160"/>
       <w:jc w:val="left"/>
